--- a/tests/corpus_v2/docs/sale_0012.docx
+++ b/tests/corpus_v2/docs/sale_0012.docx
@@ -648,7 +648,13 @@
         <w:t xml:space="preserve">9.3. Контрольная запись: </w:t>
       </w:r>
       <w:r>
-        <w:t xml:space="preserve">49903/341-сс</w:t>
+        <w:rPr>
+          <w:b/>
+        </w:rPr>
+        <w:t xml:space="preserve">49</w:t>
+      </w:r>
+      <w:r>
+        <w:t xml:space="preserve">903/341-сс</w:t>
       </w:r>
       <w:r>
         <w:t xml:space="preserve">.</w:t>

--- a/tests/corpus_v2/docs/sale_0012.docx
+++ b/tests/corpus_v2/docs/sale_0012.docx
@@ -78,7 +78,7 @@
         <w:t xml:space="preserve">, с другой стороны, совместно именуемые «Стороны», заключили настоящий Договор № </w:t>
       </w:r>
       <w:r>
-        <w:t xml:space="preserve">45/22</w:t>
+        <w:t xml:space="preserve">36/2024-К</w:t>
       </w:r>
       <w:r>
         <w:t xml:space="preserve"> (далее — Договор) о нижеследующем:</w:t>
@@ -136,7 +136,7 @@
         <w:t xml:space="preserve">Расчёты производятся через аккредитив, открываемый Покупателем. Сумма аккредитива: </w:t>
       </w:r>
       <w:r>
-        <w:t xml:space="preserve">49 400 002 рубля</w:t>
+        <w:t xml:space="preserve">97 900 002 рубля</w:t>
       </w:r>
       <w:r>
         <w:t xml:space="preserve">.</w:t>

--- a/tests/corpus_v2/docs/sale_0012.docx
+++ b/tests/corpus_v2/docs/sale_0012.docx
@@ -255,10 +255,16 @@
         <w:t xml:space="preserve">МКАС при ТПП РФ</w:t>
       </w:r>
       <w:r>
+        <w:t xml:space="preserve">. Товар отгружается с сопроводительным документом паспорт качества № </w:t>
+      </w:r>
+      <w:r>
+        <w:t xml:space="preserve">13 23 290608</w:t>
+      </w:r>
+      <w:r>
         <w:t xml:space="preserve">. Цена — </w:t>
       </w:r>
       <w:r>
-        <w:t xml:space="preserve">10700000 (Десять миллионов семьсот тысяч) руб. 00 копеек</w:t>
+        <w:t xml:space="preserve">8380000 (Восемь миллионов триста восемьдесят тысяч) руб. 00 копеек</w:t>
       </w:r>
       <w:r>
         <w:t xml:space="preserve">, НДС не облагается</w:t>
@@ -281,7 +287,7 @@
         <w:t xml:space="preserve">3.1. Место исполнения обязательств: </w:t>
       </w:r>
       <w:r>
-        <w:t xml:space="preserve">143400, г. Красногорск, бул. Победы, д. 77, кв. 182</w:t>
+        <w:t xml:space="preserve">443010, г. Самара, пер. Октябрьская, д. 45, кв. 109</w:t>
       </w:r>
       <w:r>
         <w:t xml:space="preserve">.</w:t>
@@ -298,7 +304,7 @@
         <w:t xml:space="preserve"> по телефону </w:t>
       </w:r>
       <w:r>
-        <w:t xml:space="preserve">8-812-452-64-38</w:t>
+        <w:t xml:space="preserve">+7 (499) 494-40-61 доб. 493</w:t>
       </w:r>
       <w:r>
         <w:t xml:space="preserve">.</w:t>
@@ -309,7 +315,7 @@
         <w:t xml:space="preserve">3.3. Срок исполнения обязательств — </w:t>
       </w:r>
       <w:r>
-        <w:t xml:space="preserve">в течение 30 (Тридцати) банковских дней с даты подписания Сторонами акта сдачи-приемки оказанных услуг</w:t>
+        <w:t xml:space="preserve">в течение 7 (Семи) банковских дней с даты подписания Сторонами акта сдачи-приемки оказанных услуг</w:t>
       </w:r>
       <w:r>
         <w:t xml:space="preserve">.</w:t>
@@ -346,7 +352,7 @@
         <w:t xml:space="preserve">. Предельный размер ответственности: </w:t>
       </w:r>
       <w:r>
-        <w:t xml:space="preserve">7 (семь) процентов от общей суммы счета</w:t>
+        <w:t xml:space="preserve">20 (двадцать) процентов от общей суммы счета</w:t>
       </w:r>
       <w:r>
         <w:t xml:space="preserve">.</w:t>
@@ -368,7 +374,7 @@
         <w:t xml:space="preserve">Сторона, для которой создалась невозможность исполнения, обязана уведомить другую Сторону. Срок уведомления — </w:t>
       </w:r>
       <w:r>
-        <w:t xml:space="preserve">в течение тридцати рабочих дней с момента выставления счета</w:t>
+        <w:t xml:space="preserve">в течение пяти рабочих дней с момента выставления счета</w:t>
       </w:r>
       <w:r>
         <w:t xml:space="preserve">.</w:t>
@@ -382,7 +388,7 @@
         <w:t xml:space="preserve">Все споры и разногласия решаются путём переговоров. Претензионный порядок обязателен, срок ответа на претензию — </w:t>
       </w:r>
       <w:r>
-        <w:t xml:space="preserve">в течение 30 (Тридцати) календарных дней с момента подписания акта</w:t>
+        <w:t xml:space="preserve">в течение 60 (Шестидесяти) календарных дней с момента подписания акта</w:t>
       </w:r>
       <w:r>
         <w:t xml:space="preserve">.</w:t>
@@ -534,13 +540,13 @@
         <w:t xml:space="preserve">, тел. </w:t>
       </w:r>
       <w:r>
-        <w:t xml:space="preserve">+7 383 679 62 81</w:t>
+        <w:t xml:space="preserve">843 3432137</w:t>
       </w:r>
       <w:r>
         <w:t xml:space="preserve">, адрес для корреспонденции: </w:t>
       </w:r>
       <w:r>
-        <w:t xml:space="preserve">443010, г. Самара, просп. Лесная, д. 12, кв. 55</w:t>
+        <w:t xml:space="preserve">170100, г. Тверь, ш. Мира, д. 4, кв. 194</w:t>
       </w:r>
       <w:r>
         <w:t xml:space="preserve">.</w:t>
@@ -617,10 +623,10 @@
         <w:rPr>
           <w:b/>
         </w:rPr>
-        <w:t xml:space="preserve">1/1</w:t>
-      </w:r>
-      <w:r>
-        <w:t xml:space="preserve">30 ключевой ставки ЦБ РФ годовых</w:t>
+        <w:t xml:space="preserve">2</w:t>
+      </w:r>
+      <w:r>
+        <w:t xml:space="preserve">1% за каждый день просрочки</w:t>
       </w:r>
       <w:r>
         <w:t xml:space="preserve">.</w:t>
@@ -634,10 +640,10 @@
         <w:rPr>
           <w:b/>
         </w:rPr>
-        <w:t xml:space="preserve">не позднее 19.01.20</w:t>
-      </w:r>
-      <w:r>
-        <w:t xml:space="preserve">25</w:t>
+        <w:t xml:space="preserve">не позднее 10.06.20</w:t>
+      </w:r>
+      <w:r>
+        <w:t xml:space="preserve">26</w:t>
       </w:r>
       <w:r>
         <w:t xml:space="preserve">.</w:t>
@@ -651,10 +657,10 @@
         <w:rPr>
           <w:b/>
         </w:rPr>
-        <w:t xml:space="preserve">49</w:t>
-      </w:r>
-      <w:r>
-        <w:t xml:space="preserve">903/341-сс</w:t>
+        <w:t xml:space="preserve">61</w:t>
+      </w:r>
+      <w:r>
+        <w:t xml:space="preserve">834/499-сс</w:t>
       </w:r>
       <w:r>
         <w:t xml:space="preserve">.</w:t>
@@ -665,7 +671,7 @@
         <w:t xml:space="preserve">9.4. Контрольная запись: </w:t>
       </w:r>
       <w:r>
-        <w:t xml:space="preserve">Ч 630 000,7 (четыре миллиона шестьсот тридцать тысяч) ₽</w:t>
+        <w:t xml:space="preserve">54О 000,1 (пятьсот сорок тысяч) ₽</w:t>
       </w:r>
       <w:r>
         <w:t xml:space="preserve">.</w:t>
@@ -723,7 +729,7 @@
               <w:t xml:space="preserve">Адрес регистрации: </w:t>
             </w:r>
             <w:r>
-              <w:t xml:space="preserve">141400, г. Химки, пер. Советская, д. 62, кв. 163</w:t>
+              <w:t xml:space="preserve">141400, г. Химки, просп. Советская, д. 36, кв. 118</w:t>
             </w:r>
           </w:p>
           <w:p>
@@ -762,7 +768,7 @@
               <w:t xml:space="preserve">Тел.: </w:t>
             </w:r>
             <w:r>
-              <w:t xml:space="preserve">846 8411948</w:t>
+              <w:t xml:space="preserve">812 6085130</w:t>
             </w:r>
           </w:p>
           <w:p>
@@ -770,7 +776,7 @@
               <w:t xml:space="preserve">E-mail: </w:t>
             </w:r>
             <w:r>
-              <w:t xml:space="preserve">sidorov@corp-tehno.ru</w:t>
+              <w:t xml:space="preserve">sidorov@list.ru</w:t>
             </w:r>
           </w:p>
           <w:p/>
@@ -808,7 +814,7 @@
               <w:t xml:space="preserve">Адрес регистрации: </w:t>
             </w:r>
             <w:r>
-              <w:t xml:space="preserve">614000, г. Пермь, ш. Садовая, д. 41, кв. 75</w:t>
+              <w:t xml:space="preserve">630099, г. Новосибирск, просп. Кутузовский, д. 46, кв. 160</w:t>
             </w:r>
           </w:p>
           <w:p>
@@ -847,7 +853,7 @@
               <w:t xml:space="preserve">Тел.: </w:t>
             </w:r>
             <w:r>
-              <w:t xml:space="preserve">+7 846 960 12 52</w:t>
+              <w:t xml:space="preserve">+7 812 387 77 69</w:t>
             </w:r>
           </w:p>
           <w:p>
@@ -855,7 +861,7 @@
               <w:t xml:space="preserve">E-mail: </w:t>
             </w:r>
             <w:r>
-              <w:t xml:space="preserve">smirnov@sibtrans.ru</w:t>
+              <w:t xml:space="preserve">smirnov@inbox.ru</w:t>
             </w:r>
           </w:p>
           <w:p/>
@@ -890,7 +896,7 @@
         <w:t xml:space="preserve">Адрес склада грузополучателя: </w:t>
       </w:r>
       <w:r>
-        <w:t xml:space="preserve">143000, г. Одинцово, проезд Строителей, д. 2, кв. 75</w:t>
+        <w:t xml:space="preserve">170100, г. Тверь, пер. Кирова, д. 78, кв. 95</w:t>
       </w:r>
       <w:r>
         <w:t xml:space="preserve">.</w:t>
@@ -901,7 +907,7 @@
         <w:t xml:space="preserve">Кладовщик: </w:t>
       </w:r>
       <w:r>
-        <w:t xml:space="preserve">Лебедев Олег Юрьевич</w:t>
+        <w:t xml:space="preserve">Петрова Ирина Юрьевна</w:t>
       </w:r>
     </w:p>
     <w:p>
@@ -909,7 +915,7 @@
         <w:t xml:space="preserve">Тел. склада: </w:t>
       </w:r>
       <w:r>
-        <w:t xml:space="preserve">+7 (495) 907-69-44 доб. 942</w:t>
+        <w:t xml:space="preserve">+78466861948</w:t>
       </w:r>
     </w:p>
     <w:p/>
@@ -979,19 +985,19 @@
         <w:t xml:space="preserve">Реквизиты для возврата: </w:t>
       </w:r>
       <w:r>
-        <w:t xml:space="preserve">190000, г. Санкт-Петербург, ш. Космонавтов, д. 17, кв. 141</w:t>
+        <w:t xml:space="preserve">143400, г. Красногорск, наб. Октябрьская, д. 44, кв. 153</w:t>
       </w:r>
       <w:r>
         <w:t xml:space="preserve">, ИНН </w:t>
       </w:r>
       <w:r>
-        <w:t xml:space="preserve">4469672860</w:t>
+        <w:t xml:space="preserve">5410576044</w:t>
       </w:r>
       <w:r>
         <w:t xml:space="preserve">, контакт: </w:t>
       </w:r>
       <w:r>
-        <w:t xml:space="preserve">Белов Олег Михайлович</w:t>
+        <w:t xml:space="preserve">Лебедев Олег Юрьевич</w:t>
       </w:r>
     </w:p>
   </w:footnote>

--- a/tests/corpus_v2/docs/sale_0012.docx
+++ b/tests/corpus_v2/docs/sale_0012.docx
@@ -261,10 +261,46 @@
         <w:t xml:space="preserve">13 23 290608</w:t>
       </w:r>
       <w:r>
+        <w:t xml:space="preserve">. К партии приложен паспорт изделия № </w:t>
+      </w:r>
+      <w:r>
+        <w:t xml:space="preserve">34 14 627552</w:t>
+      </w:r>
+      <w:r>
+        <w:t xml:space="preserve">. Оборудование поставляется с паспортом транспортного средства № </w:t>
+      </w:r>
+      <w:r>
+        <w:t xml:space="preserve">91 10 295657</w:t>
+      </w:r>
+      <w:r>
+        <w:t xml:space="preserve">. Приёмка производится согласно техническому паспорту </w:t>
+      </w:r>
+      <w:r>
+        <w:t xml:space="preserve">45 14 895654</w:t>
+      </w:r>
+      <w:r>
+        <w:t xml:space="preserve">. СНИЛС не указан, номер заказа </w:t>
+      </w:r>
+      <w:r>
+        <w:t xml:space="preserve">729-829-225 49</w:t>
+      </w:r>
+      <w:r>
+        <w:t xml:space="preserve">. Дата рождения не проставлена, документ выдан </w:t>
+      </w:r>
+      <w:r>
+        <w:t xml:space="preserve">08.07.2021</w:t>
+      </w:r>
+      <w:r>
+        <w:t xml:space="preserve">. Код подразделения, см. артикул </w:t>
+      </w:r>
+      <w:r>
+        <w:t xml:space="preserve">742-677</w:t>
+      </w:r>
+      <w:r>
         <w:t xml:space="preserve">. Цена — </w:t>
       </w:r>
       <w:r>
-        <w:t xml:space="preserve">8380000 (Восемь миллионов триста восемьдесят тысяч) руб. 00 копеек</w:t>
+        <w:t xml:space="preserve">17100000 (Семнадцать миллионов сто тысяч) руб. 00 копеек</w:t>
       </w:r>
       <w:r>
         <w:t xml:space="preserve">, НДС не облагается</w:t>
@@ -287,7 +323,7 @@
         <w:t xml:space="preserve">3.1. Место исполнения обязательств: </w:t>
       </w:r>
       <w:r>
-        <w:t xml:space="preserve">443010, г. Самара, пер. Октябрьская, д. 45, кв. 109</w:t>
+        <w:t xml:space="preserve">603000, г. Нижний Новгород, бул. Профсоюзная, д. 72, кв. 150</w:t>
       </w:r>
       <w:r>
         <w:t xml:space="preserve">.</w:t>
@@ -304,7 +340,7 @@
         <w:t xml:space="preserve"> по телефону </w:t>
       </w:r>
       <w:r>
-        <w:t xml:space="preserve">+7 (499) 494-40-61 доб. 493</w:t>
+        <w:t xml:space="preserve">+74991923733</w:t>
       </w:r>
       <w:r>
         <w:t xml:space="preserve">.</w:t>
@@ -315,7 +351,7 @@
         <w:t xml:space="preserve">3.3. Срок исполнения обязательств — </w:t>
       </w:r>
       <w:r>
-        <w:t xml:space="preserve">в течение 7 (Семи) банковских дней с даты подписания Сторонами акта сдачи-приемки оказанных услуг</w:t>
+        <w:t xml:space="preserve">в течение 5 (Пяти) банковских дней с даты подписания Сторонами акта сдачи-приемки оказанных услуг</w:t>
       </w:r>
       <w:r>
         <w:t xml:space="preserve">.</w:t>
@@ -374,7 +410,7 @@
         <w:t xml:space="preserve">Сторона, для которой создалась невозможность исполнения, обязана уведомить другую Сторону. Срок уведомления — </w:t>
       </w:r>
       <w:r>
-        <w:t xml:space="preserve">в течение пяти рабочих дней с момента выставления счета</w:t>
+        <w:t xml:space="preserve">в течение трех рабочих дней с момента выставления счета</w:t>
       </w:r>
       <w:r>
         <w:t xml:space="preserve">.</w:t>
@@ -388,7 +424,7 @@
         <w:t xml:space="preserve">Все споры и разногласия решаются путём переговоров. Претензионный порядок обязателен, срок ответа на претензию — </w:t>
       </w:r>
       <w:r>
-        <w:t xml:space="preserve">в течение 60 (Шестидесяти) календарных дней с момента подписания акта</w:t>
+        <w:t xml:space="preserve">в течение 5 (Пяти) календарных дней с момента подписания акта</w:t>
       </w:r>
       <w:r>
         <w:t xml:space="preserve">.</w:t>
@@ -523,7 +559,7 @@
         <w:t xml:space="preserve">Расторжение Договора в одностороннем порядке допускается при существенном нарушении его условий другой Стороной. Срок направления уведомления — </w:t>
       </w:r>
       <w:r>
-        <w:t xml:space="preserve">в течение тридцати шести месяцев со дня предъявления требования</w:t>
+        <w:t xml:space="preserve">в течение двенадцати месяцев со дня предъявления требования</w:t>
       </w:r>
       <w:r>
         <w:t xml:space="preserve">.</w:t>
@@ -540,13 +576,13 @@
         <w:t xml:space="preserve">, тел. </w:t>
       </w:r>
       <w:r>
-        <w:t xml:space="preserve">843 3432137</w:t>
+        <w:t xml:space="preserve">+78435987616</w:t>
       </w:r>
       <w:r>
         <w:t xml:space="preserve">, адрес для корреспонденции: </w:t>
       </w:r>
       <w:r>
-        <w:t xml:space="preserve">170100, г. Тверь, ш. Мира, д. 4, кв. 194</w:t>
+        <w:t xml:space="preserve">190000, г. Санкт-Петербург, пер. Пушкина, д. 22, кв. 188</w:t>
       </w:r>
       <w:r>
         <w:t xml:space="preserve">.</w:t>
@@ -623,10 +659,10 @@
         <w:rPr>
           <w:b/>
         </w:rPr>
-        <w:t xml:space="preserve">2</w:t>
-      </w:r>
-      <w:r>
-        <w:t xml:space="preserve">1% за каждый день просрочки</w:t>
+        <w:t xml:space="preserve">1/1</w:t>
+      </w:r>
+      <w:r>
+        <w:t xml:space="preserve">30 ключевой ставки ЦБ РФ годовых</w:t>
       </w:r>
       <w:r>
         <w:t xml:space="preserve">.</w:t>
@@ -640,10 +676,10 @@
         <w:rPr>
           <w:b/>
         </w:rPr>
-        <w:t xml:space="preserve">не позднее 10.06.20</w:t>
-      </w:r>
-      <w:r>
-        <w:t xml:space="preserve">26</w:t>
+        <w:t xml:space="preserve">в течение 6</w:t>
+      </w:r>
+      <w:r>
+        <w:t xml:space="preserve">0 банковских дней с момента поступления денежных средств на расчетный счет</w:t>
       </w:r>
       <w:r>
         <w:t xml:space="preserve">.</w:t>
@@ -657,10 +693,10 @@
         <w:rPr>
           <w:b/>
         </w:rPr>
-        <w:t xml:space="preserve">61</w:t>
-      </w:r>
-      <w:r>
-        <w:t xml:space="preserve">834/499-сс</w:t>
+        <w:t xml:space="preserve">91</w:t>
+      </w:r>
+      <w:r>
+        <w:t xml:space="preserve">073/385-сс</w:t>
       </w:r>
       <w:r>
         <w:t xml:space="preserve">.</w:t>
@@ -671,7 +707,7 @@
         <w:t xml:space="preserve">9.4. Контрольная запись: </w:t>
       </w:r>
       <w:r>
-        <w:t xml:space="preserve">54О 000,1 (пятьсот сорок тысяч) ₽</w:t>
+        <w:t xml:space="preserve">5 66О О0О,4 (пять миллионов шестьсот шестьдесят тысяч) ₽</w:t>
       </w:r>
       <w:r>
         <w:t xml:space="preserve">.</w:t>
@@ -729,7 +765,7 @@
               <w:t xml:space="preserve">Адрес регистрации: </w:t>
             </w:r>
             <w:r>
-              <w:t xml:space="preserve">141400, г. Химки, просп. Советская, д. 36, кв. 118</w:t>
+              <w:t xml:space="preserve">101000, г. Москва, бул. Садовая, д. 55, кв. 4</w:t>
             </w:r>
           </w:p>
           <w:p>
@@ -768,7 +804,7 @@
               <w:t xml:space="preserve">Тел.: </w:t>
             </w:r>
             <w:r>
-              <w:t xml:space="preserve">812 6085130</w:t>
+              <w:t xml:space="preserve">8-846-190-41-86</w:t>
             </w:r>
           </w:p>
           <w:p>
@@ -776,7 +812,7 @@
               <w:t xml:space="preserve">E-mail: </w:t>
             </w:r>
             <w:r>
-              <w:t xml:space="preserve">sidorov@list.ru</w:t>
+              <w:t xml:space="preserve">sidorov@romashka.ru</w:t>
             </w:r>
           </w:p>
           <w:p/>
@@ -814,7 +850,7 @@
               <w:t xml:space="preserve">Адрес регистрации: </w:t>
             </w:r>
             <w:r>
-              <w:t xml:space="preserve">630099, г. Новосибирск, просп. Кутузовский, д. 46, кв. 160</w:t>
+              <w:t xml:space="preserve">143400, г. Красногорск, пер. Космонавтов, д. 15, кв. 175</w:t>
             </w:r>
           </w:p>
           <w:p>
@@ -853,7 +889,7 @@
               <w:t xml:space="preserve">Тел.: </w:t>
             </w:r>
             <w:r>
-              <w:t xml:space="preserve">+7 812 387 77 69</w:t>
+              <w:t xml:space="preserve">+73832328042</w:t>
             </w:r>
           </w:p>
           <w:p>
@@ -861,7 +897,7 @@
               <w:t xml:space="preserve">E-mail: </w:t>
             </w:r>
             <w:r>
-              <w:t xml:space="preserve">smirnov@inbox.ru</w:t>
+              <w:t xml:space="preserve">smirnov@corp-tehno.ru</w:t>
             </w:r>
           </w:p>
           <w:p/>
@@ -896,7 +932,7 @@
         <w:t xml:space="preserve">Адрес склада грузополучателя: </w:t>
       </w:r>
       <w:r>
-        <w:t xml:space="preserve">170100, г. Тверь, пер. Кирова, д. 78, кв. 95</w:t>
+        <w:t xml:space="preserve">394000, г. Воронеж, наб. Промышленная, д. 78, кв. 189</w:t>
       </w:r>
       <w:r>
         <w:t xml:space="preserve">.</w:t>
@@ -907,7 +943,7 @@
         <w:t xml:space="preserve">Кладовщик: </w:t>
       </w:r>
       <w:r>
-        <w:t xml:space="preserve">Петрова Ирина Юрьевна</w:t>
+        <w:t xml:space="preserve">Крылова Елена Владимировна</w:t>
       </w:r>
     </w:p>
     <w:p>
@@ -915,7 +951,7 @@
         <w:t xml:space="preserve">Тел. склада: </w:t>
       </w:r>
       <w:r>
-        <w:t xml:space="preserve">+78466861948</w:t>
+        <w:t xml:space="preserve">+74958238369</w:t>
       </w:r>
     </w:p>
     <w:p/>
@@ -985,19 +1021,19 @@
         <w:t xml:space="preserve">Реквизиты для возврата: </w:t>
       </w:r>
       <w:r>
-        <w:t xml:space="preserve">143400, г. Красногорск, наб. Октябрьская, д. 44, кв. 153</w:t>
+        <w:t xml:space="preserve">170100, г. Тверь, проезд Октябрьская, д. 70, кв. 144</w:t>
       </w:r>
       <w:r>
         <w:t xml:space="preserve">, ИНН </w:t>
       </w:r>
       <w:r>
-        <w:t xml:space="preserve">5410576044</w:t>
+        <w:t xml:space="preserve">5644114373</w:t>
       </w:r>
       <w:r>
         <w:t xml:space="preserve">, контакт: </w:t>
       </w:r>
       <w:r>
-        <w:t xml:space="preserve">Лебедев Олег Юрьевич</w:t>
+        <w:t xml:space="preserve">Богданов Владимир Петрович</w:t>
       </w:r>
     </w:p>
   </w:footnote>

--- a/tests/corpus_v2/docs/sale_0012.docx
+++ b/tests/corpus_v2/docs/sale_0012.docx
@@ -309,420 +309,120 @@
         <w:t xml:space="preserve">.</w:t>
       </w:r>
     </w:p>
-    <w:p/>
-    <w:p>
-      <w:r>
-        <w:rPr>
-          <w:b/>
-        </w:rPr>
-        <w:t xml:space="preserve">3. МЕСТО И СРОКИ ИСПОЛНЕНИЯ</w:t>
-      </w:r>
-    </w:p>
-    <w:p>
-      <w:r>
-        <w:t xml:space="preserve">3.1. Место исполнения обязательств: </w:t>
-      </w:r>
-      <w:r>
-        <w:t xml:space="preserve">603000, г. Нижний Новгород, бул. Профсоюзная, д. 72, кв. 150</w:t>
-      </w:r>
-      <w:r>
-        <w:t xml:space="preserve">.</w:t>
-      </w:r>
-    </w:p>
-    <w:p>
-      <w:r>
-        <w:t xml:space="preserve">3.2. Уведомления направляются </w:t>
-      </w:r>
-      <w:r>
-        <w:t xml:space="preserve">Смирнову Ивану Павловичу</w:t>
-      </w:r>
-      <w:r>
-        <w:t xml:space="preserve"> по телефону </w:t>
-      </w:r>
-      <w:r>
-        <w:t xml:space="preserve">+74991923733</w:t>
-      </w:r>
-      <w:r>
-        <w:t xml:space="preserve">.</w:t>
-      </w:r>
-    </w:p>
-    <w:p>
-      <w:r>
-        <w:t xml:space="preserve">3.3. Срок исполнения обязательств — </w:t>
-      </w:r>
-      <w:r>
-        <w:t xml:space="preserve">в течение 5 (Пяти) банковских дней с даты подписания Сторонами акта сдачи-приемки оказанных услуг</w:t>
-      </w:r>
-      <w:r>
-        <w:t xml:space="preserve">.</w:t>
-      </w:r>
-    </w:p>
-    <w:p/>
-    <w:p>
-      <w:r>
-        <w:rPr>
-          <w:b/>
-        </w:rPr>
-        <w:t xml:space="preserve">4. ПРОЧИЕ УСЛОВИЯ</w:t>
-      </w:r>
-    </w:p>
-    <w:p>
-      <w:r>
-        <w:t xml:space="preserve">4.1. </w:t>
-      </w:r>
-      <w:r>
-        <w:t xml:space="preserve">Стороны несут ответственность за неисполнение или ненадлежащее исполнение обязательств в соответствии с законодательством Российской Федерации.</w:t>
-      </w:r>
-    </w:p>
-    <w:p>
-      <w:r>
-        <w:t xml:space="preserve">4.2. </w:t>
-      </w:r>
-      <w:r>
-        <w:t xml:space="preserve">Размер неустойки за нарушение сроков оплаты: </w:t>
-      </w:r>
-      <w:r>
-        <w:t xml:space="preserve">1/150 ключевой ставки ЦБ РФ от цены Договора</w:t>
-      </w:r>
-      <w:r>
-        <w:t xml:space="preserve">. Предельный размер ответственности: </w:t>
-      </w:r>
-      <w:r>
-        <w:t xml:space="preserve">20 (двадцать) процентов от общей суммы счета</w:t>
-      </w:r>
-      <w:r>
-        <w:t xml:space="preserve">.</w:t>
-      </w:r>
-    </w:p>
-    <w:p>
-      <w:r>
-        <w:t xml:space="preserve">4.3. </w:t>
-      </w:r>
-      <w:r>
-        <w:t xml:space="preserve">Стороны освобождаются от ответственности при наступлении обстоятельств непреодолимой силы, если они прямо повлияли на исполнение обязательств.</w:t>
-      </w:r>
-    </w:p>
-    <w:p>
-      <w:r>
-        <w:t xml:space="preserve">4.4. </w:t>
-      </w:r>
-      <w:r>
-        <w:t xml:space="preserve">Сторона, для которой создалась невозможность исполнения, обязана уведомить другую Сторону. Срок уведомления — </w:t>
-      </w:r>
-      <w:r>
-        <w:t xml:space="preserve">в течение трех рабочих дней с момента выставления счета</w:t>
-      </w:r>
-      <w:r>
-        <w:t xml:space="preserve">.</w:t>
-      </w:r>
-    </w:p>
-    <w:p>
-      <w:r>
-        <w:t xml:space="preserve">4.5. </w:t>
-      </w:r>
-      <w:r>
-        <w:t xml:space="preserve">Все споры и разногласия решаются путём переговоров. Претензионный порядок обязателен, срок ответа на претензию — </w:t>
-      </w:r>
-      <w:r>
-        <w:t xml:space="preserve">в течение 5 (Пяти) календарных дней с момента подписания акта</w:t>
-      </w:r>
-      <w:r>
-        <w:t xml:space="preserve">.</w:t>
-      </w:r>
-    </w:p>
-    <w:p>
-      <w:r>
-        <w:t xml:space="preserve">4.6. </w:t>
-      </w:r>
-      <w:r>
-        <w:t xml:space="preserve">Договор вступает в силу с момента подписания и действует до полного исполнения Сторонами принятых обязательств.</w:t>
-      </w:r>
-    </w:p>
-    <w:p>
-      <w:r>
-        <w:t xml:space="preserve">4.7. </w:t>
-      </w:r>
-      <w:r>
-        <w:t xml:space="preserve">Изменения и дополнения к Договору действительны при условии их совершения в письменной форме и подписания уполномоченными представителями Сторон.</w:t>
-      </w:r>
-    </w:p>
-    <w:p>
-      <w:r>
-        <w:t xml:space="preserve">4.8. </w:t>
-      </w:r>
-      <w:r>
-        <w:t xml:space="preserve">Договор составлен в двух экземплярах, имеющих равную юридическую силу, по одному для каждой из Сторон.</w:t>
-      </w:r>
-    </w:p>
-    <w:p>
-      <w:r>
-        <w:t xml:space="preserve">4.9. </w:t>
-      </w:r>
-      <w:r>
-        <w:t xml:space="preserve">Стороны признают юридическую силу документов, переданных по электронной почте, с последующим обменом оригиналами.</w:t>
-      </w:r>
-    </w:p>
-    <w:p>
-      <w:r>
-        <w:t xml:space="preserve">4.10. </w:t>
-      </w:r>
-      <w:r>
-        <w:t xml:space="preserve">Уступка прав по Договору третьим лицам без письменного согласия другой Стороны не допускается.</w:t>
-      </w:r>
-    </w:p>
-    <w:p>
-      <w:r>
-        <w:t xml:space="preserve">4.11. </w:t>
-      </w:r>
-      <w:r>
-        <w:t xml:space="preserve">Стороны обязуются сохранять конфиденциальность в отношении сведений, ставших известными в ходе исполнения Договора.</w:t>
-      </w:r>
-    </w:p>
-    <w:p>
-      <w:r>
-        <w:t xml:space="preserve">4.12. </w:t>
-      </w:r>
-      <w:r>
-        <w:t xml:space="preserve">Ни одна из Сторон не вправе использовать товарные знаки другой Стороны без предварительного письменного согласия.</w:t>
-      </w:r>
-    </w:p>
-    <w:p/>
-    <w:p>
-      <w:r>
-        <w:rPr>
-          <w:b/>
-        </w:rPr>
-        <w:t xml:space="preserve">5. ЗАВЕРЕНИЯ ОБ ОБСТОЯТЕЛЬСТВАХ</w:t>
-      </w:r>
-    </w:p>
-    <w:p>
-      <w:r>
-        <w:t xml:space="preserve">5.1. </w:t>
-      </w:r>
-      <w:r>
-        <w:t xml:space="preserve">Договор вступает в силу с момента подписания и действует до полного исполнения Сторонами принятых обязательств.</w:t>
-      </w:r>
-    </w:p>
-    <w:p>
-      <w:r>
-        <w:t xml:space="preserve">5.2. </w:t>
-      </w:r>
-      <w:r>
-        <w:t xml:space="preserve">Изменения и дополнения к Договору действительны при условии их совершения в письменной форме и подписания уполномоченными представителями Сторон.</w:t>
-      </w:r>
-    </w:p>
-    <w:p>
-      <w:r>
-        <w:t xml:space="preserve">5.3. </w:t>
-      </w:r>
-      <w:r>
-        <w:t xml:space="preserve">Договор составлен в двух экземплярах, имеющих равную юридическую силу, по одному для каждой из Сторон.</w:t>
-      </w:r>
-    </w:p>
-    <w:p>
-      <w:r>
-        <w:t xml:space="preserve">5.4. </w:t>
-      </w:r>
-      <w:r>
-        <w:t xml:space="preserve">Стороны признают юридическую силу документов, переданных по электронной почте, с последующим обменом оригиналами.</w:t>
-      </w:r>
-    </w:p>
-    <w:p>
-      <w:r>
-        <w:t xml:space="preserve">5.5. </w:t>
-      </w:r>
-      <w:r>
-        <w:t xml:space="preserve">Уступка прав по Договору третьим лицам без письменного согласия другой Стороны не допускается.</w:t>
-      </w:r>
-    </w:p>
-    <w:p>
-      <w:r>
-        <w:t xml:space="preserve">5.6. </w:t>
-      </w:r>
-      <w:r>
-        <w:t xml:space="preserve">Стороны обязуются сохранять конфиденциальность в отношении сведений, ставших известными в ходе исполнения Договора.</w:t>
-      </w:r>
-    </w:p>
-    <w:p>
-      <w:r>
-        <w:t xml:space="preserve">5.7. </w:t>
-      </w:r>
-      <w:r>
-        <w:t xml:space="preserve">Ни одна из Сторон не вправе использовать товарные знаки другой Стороны без предварительного письменного согласия.</w:t>
-      </w:r>
-    </w:p>
-    <w:p>
-      <w:r>
-        <w:t xml:space="preserve">5.8. </w:t>
-      </w:r>
-      <w:r>
-        <w:t xml:space="preserve">Расторжение Договора в одностороннем порядке допускается при существенном нарушении его условий другой Стороной. Срок направления уведомления — </w:t>
-      </w:r>
-      <w:r>
-        <w:t xml:space="preserve">в течение двенадцати месяцев со дня предъявления требования</w:t>
-      </w:r>
-      <w:r>
-        <w:t xml:space="preserve">.</w:t>
-      </w:r>
-    </w:p>
-    <w:p>
-      <w:r>
-        <w:t xml:space="preserve">5.9. Сторона-1 подтверждает, что уполномоченным лицом по вопросам исполнения является </w:t>
-      </w:r>
-      <w:r>
-        <w:t xml:space="preserve">Сидоров Дмитрий Владимирович</w:t>
-      </w:r>
-      <w:r>
-        <w:t xml:space="preserve">, тел. </w:t>
-      </w:r>
-      <w:r>
-        <w:t xml:space="preserve">+78435987616</w:t>
-      </w:r>
-      <w:r>
-        <w:t xml:space="preserve">, адрес для корреспонденции: </w:t>
-      </w:r>
-      <w:r>
-        <w:t xml:space="preserve">190000, г. Санкт-Петербург, пер. Пушкина, д. 22, кв. 188</w:t>
-      </w:r>
-      <w:r>
-        <w:t xml:space="preserve">.</w:t>
-      </w:r>
-    </w:p>
-    <w:p/>
-    <w:p/>
-    <w:p>
-      <w:r>
-        <w:rPr>
-          <w:b/>
-        </w:rPr>
-        <w:t xml:space="preserve">10. ДОПОЛНИТЕЛЬНЫЕ СВЕДЕНИЯ О СТОРОНАХ</w:t>
-      </w:r>
-    </w:p>
-    <w:p>
-      <w:r>
-        <w:t xml:space="preserve">подписано </w:t>
-      </w:r>
-      <w:r>
-        <w:t xml:space="preserve">смирновым иваном павловичем</w:t>
-      </w:r>
-    </w:p>
-    <w:p>
-      <w:r>
-        <w:t xml:space="preserve">Претензии направляются </w:t>
-      </w:r>
-      <w:r>
-        <w:t xml:space="preserve">Смирнову Ивану Павловичу</w:t>
-      </w:r>
-      <w:r>
-        <w:t xml:space="preserve">; ответ подписывается </w:t>
-      </w:r>
-      <w:r>
-        <w:t xml:space="preserve">Смирновым Иваном Павловичем</w:t>
-      </w:r>
-      <w:r>
-        <w:t xml:space="preserve">; интересы </w:t>
-      </w:r>
-      <w:r>
-        <w:t xml:space="preserve">Смирнова Ивана Павловича</w:t>
-      </w:r>
-      <w:r>
-        <w:t xml:space="preserve"> представляет </w:t>
-      </w:r>
-      <w:r>
-        <w:t xml:space="preserve">Смирнов Иван Павлович</w:t>
-      </w:r>
-      <w:r>
-        <w:t xml:space="preserve">; копия вручается </w:t>
-      </w:r>
-      <w:r>
-        <w:t xml:space="preserve">Смирнов И. П.</w:t>
-      </w:r>
-      <w:r>
-        <w:t xml:space="preserve"> лично.</w:t>
-      </w:r>
-    </w:p>
-    <w:p/>
-    <w:p/>
-    <w:p>
-      <w:r>
-        <w:rPr>
-          <w:b/>
-        </w:rPr>
-        <w:t xml:space="preserve">9. КОНТРОЛЬНЫЕ ВЕЛИЧИНЫ</w:t>
-      </w:r>
-    </w:p>
-    <w:p>
-      <w:r>
-        <w:t xml:space="preserve">9.1. Контрольная запись: </w:t>
-      </w:r>
-      <w:r>
-        <w:rPr>
-          <w:b/>
-        </w:rPr>
-        <w:t xml:space="preserve">1/1</w:t>
-      </w:r>
-      <w:r>
-        <w:t xml:space="preserve">30 ключевой ставки ЦБ РФ годовых</w:t>
-      </w:r>
-      <w:r>
-        <w:t xml:space="preserve">.</w:t>
-      </w:r>
-    </w:p>
-    <w:p>
-      <w:r>
-        <w:t xml:space="preserve">9.2. Контрольная запись: </w:t>
-      </w:r>
-      <w:r>
-        <w:rPr>
-          <w:b/>
-        </w:rPr>
-        <w:t xml:space="preserve">в течение 6</w:t>
-      </w:r>
-      <w:r>
-        <w:t xml:space="preserve">0 банковских дней с момента поступления денежных средств на расчетный счет</w:t>
-      </w:r>
-      <w:r>
-        <w:t xml:space="preserve">.</w:t>
-      </w:r>
-    </w:p>
-    <w:p>
-      <w:r>
-        <w:t xml:space="preserve">9.3. Контрольная запись: </w:t>
-      </w:r>
-      <w:r>
-        <w:rPr>
-          <w:b/>
-        </w:rPr>
-        <w:t xml:space="preserve">91</w:t>
-      </w:r>
-      <w:r>
-        <w:t xml:space="preserve">073/385-сс</w:t>
-      </w:r>
-      <w:r>
-        <w:t xml:space="preserve">.</w:t>
-      </w:r>
-    </w:p>
-    <w:p>
-      <w:r>
-        <w:t xml:space="preserve">9.4. Контрольная запись: </w:t>
-      </w:r>
-      <w:r>
-        <w:t xml:space="preserve">5 66О О0О,4 (пять миллионов шестьсот шестьдесят тысяч) ₽</w:t>
-      </w:r>
-      <w:r>
-        <w:t xml:space="preserve">.</w:t>
-      </w:r>
-    </w:p>
-    <w:p/>
-    <w:p>
-      <w:r>
-        <w:rPr>
-          <w:b/>
-        </w:rPr>
-        <w:t xml:space="preserve">РЕКВИЗИТЫ И ПОДПИСИ СТОРОН</w:t>
-      </w:r>
-    </w:p>
-    <w:p/>
+    <w:p>
+      <w:r>
+        <w:t xml:space="preserve">2.5. </w:t>
+      </w:r>
+      <w:r>
+        <w:t xml:space="preserve">Товар маркирован штрихкодом </w:t>
+      </w:r>
+      <w:r>
+        <w:t xml:space="preserve">4602052798114</w:t>
+      </w:r>
+      <w:r>
+        <w:t xml:space="preserve">. Код контрагента по ОКПО — </w:t>
+      </w:r>
+      <w:r>
+        <w:t xml:space="preserve">0387045736</w:t>
+      </w:r>
+      <w:r>
+        <w:t xml:space="preserve">. Оборудование учтено под инвентарным номером </w:t>
+      </w:r>
+      <w:r>
+        <w:t xml:space="preserve">043117375</w:t>
+      </w:r>
+      <w:r>
+        <w:t xml:space="preserve">, складской позиции присвоен номер </w:t>
+      </w:r>
+      <w:r>
+        <w:t xml:space="preserve">120486849</w:t>
+      </w:r>
+      <w:r>
+        <w:t xml:space="preserve">.</w:t>
+      </w:r>
+    </w:p>
+    <w:p>
+      <w:r>
+        <w:t xml:space="preserve">2.6. </w:t>
+      </w:r>
+      <w:r>
+        <w:t xml:space="preserve">Оплата по счёту-фактуре на КБК </w:t>
+      </w:r>
+      <w:r>
+        <w:t xml:space="preserve">18210101011011000183</w:t>
+      </w:r>
+      <w:r>
+        <w:t xml:space="preserve">. ИНН не присвоен, регистрационный № </w:t>
+      </w:r>
+      <w:r>
+        <w:t xml:space="preserve">3716036464</w:t>
+      </w:r>
+      <w:r>
+        <w:t xml:space="preserve">. ИНН не присвоен, платёжный документ № </w:t>
+      </w:r>
+      <w:r>
+        <w:t xml:space="preserve">366379778009</w:t>
+      </w:r>
+      <w:r>
+        <w:t xml:space="preserve">. Заказчик действует в лице </w:t>
+      </w:r>
+      <w:r>
+        <w:t xml:space="preserve">уполномоченного представителя</w:t>
+      </w:r>
+      <w:r>
+        <w:t xml:space="preserve">, назначаемого приказом.</w:t>
+      </w:r>
+    </w:p>
+    <w:p>
+      <w:r>
+        <w:t xml:space="preserve">2.7. </w:t>
+      </w:r>
+      <w:r>
+        <w:t xml:space="preserve">Массовая доля влаги в товаре — </w:t>
+      </w:r>
+      <w:r>
+        <w:t xml:space="preserve">не более 15 %</w:t>
+      </w:r>
+      <w:r>
+        <w:t xml:space="preserve">. Товар подлежит хранению </w:t>
+      </w:r>
+      <w:r>
+        <w:t xml:space="preserve">в течение 24 часов</w:t>
+      </w:r>
+      <w:r>
+        <w:t xml:space="preserve"> при температуре не выше +4 °C. Срок исковой давности по требованиям, вытекающим из Договора, составляет </w:t>
+      </w:r>
+      <w:r>
+        <w:t xml:space="preserve">в течение трёх лет</w:t>
+      </w:r>
+      <w:r>
+        <w:t xml:space="preserve">, как установлено статьёй 196 Гражданского кодекса Российской Федерации. Обработка данных ведётся согласно Федеральному закону от 27.07.2006 № 152-ФЗ </w:t>
+      </w:r>
+      <w:r>
+        <w:t xml:space="preserve">«О персональных данных»</w:t>
+      </w:r>
+      <w:r>
+        <w:t xml:space="preserve">. Товар поставляется под маркой </w:t>
+      </w:r>
+      <w:r>
+        <w:t xml:space="preserve">«Стандарт»</w:t>
+      </w:r>
+      <w:r>
+        <w:t xml:space="preserve">. Влажность определяется </w:t>
+      </w:r>
+      <w:r>
+        <w:t xml:space="preserve">по методу Кьельдаля</w:t>
+      </w:r>
+      <w:r>
+        <w:t xml:space="preserve">. Споры передаются на рассмотрение в Арбитражный суд </w:t>
+      </w:r>
+      <w:r>
+        <w:t xml:space="preserve">города Москвы</w:t>
+      </w:r>
+      <w:r>
+        <w:t xml:space="preserve">.</w:t>
+      </w:r>
+    </w:p>
     <w:tbl>
       <w:tblPr>
         <w:tblW w:w="9360" w:type="dxa"/>
@@ -746,82 +446,7 @@
           </w:tcPr>
           <w:p>
             <w:r>
-              <w:rPr>
-                <w:b/>
-              </w:rPr>
-              <w:t xml:space="preserve">Продавец:</w:t>
-            </w:r>
-          </w:p>
-          <w:p>
-            <w:r>
-              <w:t xml:space="preserve">Индивидуальный предприниматель </w:t>
-            </w:r>
-            <w:r>
-              <w:t xml:space="preserve">Сидоров Дмитрий Владимирович</w:t>
-            </w:r>
-          </w:p>
-          <w:p>
-            <w:r>
-              <w:t xml:space="preserve">Адрес регистрации: </w:t>
-            </w:r>
-            <w:r>
-              <w:t xml:space="preserve">101000, г. Москва, бул. Садовая, д. 55, кв. 4</w:t>
-            </w:r>
-          </w:p>
-          <w:p>
-            <w:r>
-              <w:t xml:space="preserve">ИНН </w:t>
-            </w:r>
-            <w:r>
-              <w:t xml:space="preserve">023866622169</w:t>
-            </w:r>
-            <w:r>
-              <w:t xml:space="preserve"> ОГРНИП </w:t>
-            </w:r>
-            <w:r>
-              <w:t xml:space="preserve">340362077346471</w:t>
-            </w:r>
-          </w:p>
-          <w:p>
-            <w:r>
-              <w:t xml:space="preserve">р/с </w:t>
-            </w:r>
-            <w:r>
-              <w:t xml:space="preserve">40802810210310479550</w:t>
-            </w:r>
-            <w:r>
-              <w:t xml:space="preserve"> в Банк ВТБ (ПАО)</w:t>
-            </w:r>
-            <w:r>
-              <w:t xml:space="preserve">, БИК </w:t>
-            </w:r>
-            <w:r>
-              <w:t xml:space="preserve">044525187</w:t>
-            </w:r>
-          </w:p>
-          <w:p>
-            <w:r>
-              <w:t xml:space="preserve">Тел.: </w:t>
-            </w:r>
-            <w:r>
-              <w:t xml:space="preserve">8-846-190-41-86</w:t>
-            </w:r>
-          </w:p>
-          <w:p>
-            <w:r>
-              <w:t xml:space="preserve">E-mail: </w:t>
-            </w:r>
-            <w:r>
-              <w:t xml:space="preserve">sidorov@romashka.ru</w:t>
-            </w:r>
-          </w:p>
-          <w:p/>
-          <w:p>
-            <w:r>
-              <w:t xml:space="preserve">ИП ______________ </w:t>
-            </w:r>
-            <w:r>
-              <w:t xml:space="preserve">Сидоров Д. В.</w:t>
+              <w:t xml:space="preserve">8</w:t>
             </w:r>
           </w:p>
         </w:tc>
@@ -831,6 +456,534 @@
           </w:tcPr>
           <w:p>
             <w:r>
+              <w:t xml:space="preserve">0202504391</w:t>
+            </w:r>
+          </w:p>
+        </w:tc>
+      </w:tr>
+    </w:tbl>
+    <w:p/>
+    <w:p>
+      <w:r>
+        <w:rPr>
+          <w:b/>
+        </w:rPr>
+        <w:t xml:space="preserve">3. МЕСТО И СРОКИ ИСПОЛНЕНИЯ</w:t>
+      </w:r>
+    </w:p>
+    <w:p>
+      <w:r>
+        <w:t xml:space="preserve">3.1. Место исполнения обязательств: </w:t>
+      </w:r>
+      <w:r>
+        <w:t xml:space="preserve">420111, г. Казань, проезд Заречная, д. 22, кв. 188</w:t>
+      </w:r>
+      <w:r>
+        <w:t xml:space="preserve">.</w:t>
+      </w:r>
+    </w:p>
+    <w:p>
+      <w:r>
+        <w:t xml:space="preserve">3.2. Уведомления направляются </w:t>
+      </w:r>
+      <w:r>
+        <w:t xml:space="preserve">Смирнову Ивану Павловичу</w:t>
+      </w:r>
+      <w:r>
+        <w:t xml:space="preserve"> по телефону </w:t>
+      </w:r>
+      <w:r>
+        <w:t xml:space="preserve">+7 846 643 89 58</w:t>
+      </w:r>
+      <w:r>
+        <w:t xml:space="preserve">.</w:t>
+      </w:r>
+    </w:p>
+    <w:p>
+      <w:r>
+        <w:t xml:space="preserve">3.3. Срок исполнения обязательств — </w:t>
+      </w:r>
+      <w:r>
+        <w:t xml:space="preserve">в течение 60 (Шестидесяти) банковских дней с даты подписания Сторонами акта сдачи-приемки оказанных услуг</w:t>
+      </w:r>
+      <w:r>
+        <w:t xml:space="preserve">.</w:t>
+      </w:r>
+    </w:p>
+    <w:p/>
+    <w:p>
+      <w:r>
+        <w:rPr>
+          <w:b/>
+        </w:rPr>
+        <w:t xml:space="preserve">4. ПРОЧИЕ УСЛОВИЯ</w:t>
+      </w:r>
+    </w:p>
+    <w:p>
+      <w:r>
+        <w:t xml:space="preserve">4.1. </w:t>
+      </w:r>
+      <w:r>
+        <w:t xml:space="preserve">Стороны несут ответственность за неисполнение или ненадлежащее исполнение обязательств в соответствии с законодательством Российской Федерации.</w:t>
+      </w:r>
+    </w:p>
+    <w:p>
+      <w:r>
+        <w:t xml:space="preserve">4.2. </w:t>
+      </w:r>
+      <w:r>
+        <w:t xml:space="preserve">Размер неустойки за нарушение сроков оплаты: </w:t>
+      </w:r>
+      <w:r>
+        <w:t xml:space="preserve">1/150 ключевой ставки ЦБ РФ от цены Договора</w:t>
+      </w:r>
+      <w:r>
+        <w:t xml:space="preserve">. Предельный размер ответственности: </w:t>
+      </w:r>
+      <w:r>
+        <w:t xml:space="preserve">15 (пятнадцать) процентов от общей суммы счета</w:t>
+      </w:r>
+      <w:r>
+        <w:t xml:space="preserve">.</w:t>
+      </w:r>
+    </w:p>
+    <w:p>
+      <w:r>
+        <w:t xml:space="preserve">4.3. </w:t>
+      </w:r>
+      <w:r>
+        <w:t xml:space="preserve">Стороны освобождаются от ответственности при наступлении обстоятельств непреодолимой силы, если они прямо повлияли на исполнение обязательств.</w:t>
+      </w:r>
+    </w:p>
+    <w:p>
+      <w:r>
+        <w:t xml:space="preserve">4.4. </w:t>
+      </w:r>
+      <w:r>
+        <w:t xml:space="preserve">Сторона, для которой создалась невозможность исполнения, обязана уведомить другую Сторону. Срок уведомления — </w:t>
+      </w:r>
+      <w:r>
+        <w:t xml:space="preserve">в течение четырнадцати рабочих дней с момента выставления счета</w:t>
+      </w:r>
+      <w:r>
+        <w:t xml:space="preserve">.</w:t>
+      </w:r>
+    </w:p>
+    <w:p>
+      <w:r>
+        <w:t xml:space="preserve">4.5. </w:t>
+      </w:r>
+      <w:r>
+        <w:t xml:space="preserve">Все споры и разногласия решаются путём переговоров. Претензионный порядок обязателен, срок ответа на претензию — </w:t>
+      </w:r>
+      <w:r>
+        <w:t xml:space="preserve">в течение 5 (Пяти) календарных дней с момента подписания акта</w:t>
+      </w:r>
+      <w:r>
+        <w:t xml:space="preserve">.</w:t>
+      </w:r>
+    </w:p>
+    <w:p>
+      <w:r>
+        <w:t xml:space="preserve">4.6. </w:t>
+      </w:r>
+      <w:r>
+        <w:t xml:space="preserve">Договор вступает в силу с момента подписания и действует до полного исполнения Сторонами принятых обязательств.</w:t>
+      </w:r>
+    </w:p>
+    <w:p>
+      <w:r>
+        <w:t xml:space="preserve">4.7. </w:t>
+      </w:r>
+      <w:r>
+        <w:t xml:space="preserve">Изменения и дополнения к Договору действительны при условии их совершения в письменной форме и подписания уполномоченными представителями Сторон.</w:t>
+      </w:r>
+    </w:p>
+    <w:p>
+      <w:r>
+        <w:t xml:space="preserve">4.8. </w:t>
+      </w:r>
+      <w:r>
+        <w:t xml:space="preserve">Договор составлен в двух экземплярах, имеющих равную юридическую силу, по одному для каждой из Сторон.</w:t>
+      </w:r>
+    </w:p>
+    <w:p>
+      <w:r>
+        <w:t xml:space="preserve">4.9. </w:t>
+      </w:r>
+      <w:r>
+        <w:t xml:space="preserve">Стороны признают юридическую силу документов, переданных по электронной почте, с последующим обменом оригиналами.</w:t>
+      </w:r>
+    </w:p>
+    <w:p>
+      <w:r>
+        <w:t xml:space="preserve">4.10. </w:t>
+      </w:r>
+      <w:r>
+        <w:t xml:space="preserve">Уступка прав по Договору третьим лицам без письменного согласия другой Стороны не допускается.</w:t>
+      </w:r>
+    </w:p>
+    <w:p>
+      <w:r>
+        <w:t xml:space="preserve">4.11. </w:t>
+      </w:r>
+      <w:r>
+        <w:t xml:space="preserve">Стороны обязуются сохранять конфиденциальность в отношении сведений, ставших известными в ходе исполнения Договора.</w:t>
+      </w:r>
+    </w:p>
+    <w:p>
+      <w:r>
+        <w:t xml:space="preserve">4.12. </w:t>
+      </w:r>
+      <w:r>
+        <w:t xml:space="preserve">Ни одна из Сторон не вправе использовать товарные знаки другой Стороны без предварительного письменного согласия.</w:t>
+      </w:r>
+    </w:p>
+    <w:p/>
+    <w:p>
+      <w:r>
+        <w:rPr>
+          <w:b/>
+        </w:rPr>
+        <w:t xml:space="preserve">5. ЗАВЕРЕНИЯ ОБ ОБСТОЯТЕЛЬСТВАХ</w:t>
+      </w:r>
+    </w:p>
+    <w:p>
+      <w:r>
+        <w:t xml:space="preserve">5.1. </w:t>
+      </w:r>
+      <w:r>
+        <w:t xml:space="preserve">Договор вступает в силу с момента подписания и действует до полного исполнения Сторонами принятых обязательств.</w:t>
+      </w:r>
+    </w:p>
+    <w:p>
+      <w:r>
+        <w:t xml:space="preserve">5.2. </w:t>
+      </w:r>
+      <w:r>
+        <w:t xml:space="preserve">Изменения и дополнения к Договору действительны при условии их совершения в письменной форме и подписания уполномоченными представителями Сторон.</w:t>
+      </w:r>
+    </w:p>
+    <w:p>
+      <w:r>
+        <w:t xml:space="preserve">5.3. </w:t>
+      </w:r>
+      <w:r>
+        <w:t xml:space="preserve">Договор составлен в двух экземплярах, имеющих равную юридическую силу, по одному для каждой из Сторон.</w:t>
+      </w:r>
+    </w:p>
+    <w:p>
+      <w:r>
+        <w:t xml:space="preserve">5.4. </w:t>
+      </w:r>
+      <w:r>
+        <w:t xml:space="preserve">Стороны признают юридическую силу документов, переданных по электронной почте, с последующим обменом оригиналами.</w:t>
+      </w:r>
+    </w:p>
+    <w:p>
+      <w:r>
+        <w:t xml:space="preserve">5.5. </w:t>
+      </w:r>
+      <w:r>
+        <w:t xml:space="preserve">Уступка прав по Договору третьим лицам без письменного согласия другой Стороны не допускается.</w:t>
+      </w:r>
+    </w:p>
+    <w:p>
+      <w:r>
+        <w:t xml:space="preserve">5.6. </w:t>
+      </w:r>
+      <w:r>
+        <w:t xml:space="preserve">Стороны обязуются сохранять конфиденциальность в отношении сведений, ставших известными в ходе исполнения Договора.</w:t>
+      </w:r>
+    </w:p>
+    <w:p>
+      <w:r>
+        <w:t xml:space="preserve">5.7. </w:t>
+      </w:r>
+      <w:r>
+        <w:t xml:space="preserve">Ни одна из Сторон не вправе использовать товарные знаки другой Стороны без предварительного письменного согласия.</w:t>
+      </w:r>
+    </w:p>
+    <w:p>
+      <w:r>
+        <w:t xml:space="preserve">5.8. </w:t>
+      </w:r>
+      <w:r>
+        <w:t xml:space="preserve">Расторжение Договора в одностороннем порядке допускается при существенном нарушении его условий другой Стороной. Срок направления уведомления — </w:t>
+      </w:r>
+      <w:r>
+        <w:t xml:space="preserve">в течение шести месяцев со дня предъявления требования</w:t>
+      </w:r>
+      <w:r>
+        <w:t xml:space="preserve">.</w:t>
+      </w:r>
+    </w:p>
+    <w:p>
+      <w:r>
+        <w:t xml:space="preserve">5.9. Сторона-1 подтверждает, что уполномоченным лицом по вопросам исполнения является </w:t>
+      </w:r>
+      <w:r>
+        <w:t xml:space="preserve">Сидоров Дмитрий Владимирович</w:t>
+      </w:r>
+      <w:r>
+        <w:t xml:space="preserve">, тел. </w:t>
+      </w:r>
+      <w:r>
+        <w:t xml:space="preserve">+7 (846) 450-58-53 доб. 180</w:t>
+      </w:r>
+      <w:r>
+        <w:t xml:space="preserve">, адрес для корреспонденции: </w:t>
+      </w:r>
+      <w:r>
+        <w:t xml:space="preserve">143000, г. Одинцово, наб. Победы, д. 19, кв. 73</w:t>
+      </w:r>
+      <w:r>
+        <w:t xml:space="preserve">.</w:t>
+      </w:r>
+    </w:p>
+    <w:p/>
+    <w:p/>
+    <w:p>
+      <w:r>
+        <w:rPr>
+          <w:b/>
+        </w:rPr>
+        <w:t xml:space="preserve">10. ДОПОЛНИТЕЛЬНЫЕ СВЕДЕНИЯ О СТОРОНАХ</w:t>
+      </w:r>
+    </w:p>
+    <w:p>
+      <w:r>
+        <w:t xml:space="preserve">подписано </w:t>
+      </w:r>
+      <w:r>
+        <w:t xml:space="preserve">смирновым иваном павловичем</w:t>
+      </w:r>
+    </w:p>
+    <w:p>
+      <w:r>
+        <w:t xml:space="preserve">Претензии направляются </w:t>
+      </w:r>
+      <w:r>
+        <w:t xml:space="preserve">Смирнову Ивану Павловичу</w:t>
+      </w:r>
+      <w:r>
+        <w:t xml:space="preserve">; ответ подписывается </w:t>
+      </w:r>
+      <w:r>
+        <w:t xml:space="preserve">Смирновым Иваном Павловичем</w:t>
+      </w:r>
+      <w:r>
+        <w:t xml:space="preserve">; интересы </w:t>
+      </w:r>
+      <w:r>
+        <w:t xml:space="preserve">Смирнова Ивана Павловича</w:t>
+      </w:r>
+      <w:r>
+        <w:t xml:space="preserve"> представляет </w:t>
+      </w:r>
+      <w:r>
+        <w:t xml:space="preserve">Смирнов Иван Павлович</w:t>
+      </w:r>
+      <w:r>
+        <w:t xml:space="preserve">; копия вручается </w:t>
+      </w:r>
+      <w:r>
+        <w:t xml:space="preserve">Смирнов И. П.</w:t>
+      </w:r>
+      <w:r>
+        <w:t xml:space="preserve"> лично.</w:t>
+      </w:r>
+    </w:p>
+    <w:p/>
+    <w:p/>
+    <w:p>
+      <w:r>
+        <w:rPr>
+          <w:b/>
+        </w:rPr>
+        <w:t xml:space="preserve">9. КОНТРОЛЬНЫЕ ВЕЛИЧИНЫ</w:t>
+      </w:r>
+    </w:p>
+    <w:p>
+      <w:r>
+        <w:t xml:space="preserve">9.1. Контрольная запись: </w:t>
+      </w:r>
+      <w:r>
+        <w:rPr>
+          <w:b/>
+        </w:rPr>
+        <w:t xml:space="preserve">2</w:t>
+      </w:r>
+      <w:r>
+        <w:t xml:space="preserve">1% за каждый день просрочки</w:t>
+      </w:r>
+      <w:r>
+        <w:t xml:space="preserve">.</w:t>
+      </w:r>
+    </w:p>
+    <w:p>
+      <w:r>
+        <w:t xml:space="preserve">9.2. Контрольная запись: </w:t>
+      </w:r>
+      <w:r>
+        <w:rPr>
+          <w:b/>
+        </w:rPr>
+        <w:t xml:space="preserve">не позднее 26.08.20</w:t>
+      </w:r>
+      <w:r>
+        <w:t xml:space="preserve">25</w:t>
+      </w:r>
+      <w:r>
+        <w:t xml:space="preserve">.</w:t>
+      </w:r>
+    </w:p>
+    <w:p>
+      <w:r>
+        <w:t xml:space="preserve">9.3. Контрольная запись: </w:t>
+      </w:r>
+      <w:r>
+        <w:rPr>
+          <w:b/>
+        </w:rPr>
+        <w:t xml:space="preserve">71</w:t>
+      </w:r>
+      <w:r>
+        <w:t xml:space="preserve">736/906-сс</w:t>
+      </w:r>
+      <w:r>
+        <w:t xml:space="preserve">.</w:t>
+      </w:r>
+    </w:p>
+    <w:p>
+      <w:r>
+        <w:t xml:space="preserve">9.4. Контрольная запись: </w:t>
+      </w:r>
+      <w:r>
+        <w:t xml:space="preserve">2 34О 000,1 (два миллиона триста сорок тысяч) ₽</w:t>
+      </w:r>
+      <w:r>
+        <w:t xml:space="preserve">.</w:t>
+      </w:r>
+    </w:p>
+    <w:p/>
+    <w:p>
+      <w:r>
+        <w:rPr>
+          <w:b/>
+        </w:rPr>
+        <w:t xml:space="preserve">РЕКВИЗИТЫ И ПОДПИСИ СТОРОН</w:t>
+      </w:r>
+    </w:p>
+    <w:p/>
+    <w:tbl>
+      <w:tblPr>
+        <w:tblW w:w="9360" w:type="dxa"/>
+        <w:tblBorders>
+          <w:top w:val="single" w:sz="4" w:color="auto"/>
+          <w:left w:val="single" w:sz="4" w:color="auto"/>
+          <w:bottom w:val="single" w:sz="4" w:color="auto"/>
+          <w:right w:val="single" w:sz="4" w:color="auto"/>
+          <w:insideH w:val="single" w:sz="4" w:color="auto"/>
+          <w:insideV w:val="single" w:sz="4" w:color="auto"/>
+        </w:tblBorders>
+      </w:tblPr>
+      <w:tblGrid>
+        <w:gridCol w:w="4680"/>
+        <w:gridCol w:w="4680"/>
+      </w:tblGrid>
+      <w:tr>
+        <w:tc>
+          <w:tcPr>
+            <w:tcW w:w="4680" w:type="dxa"/>
+          </w:tcPr>
+          <w:p>
+            <w:r>
+              <w:rPr>
+                <w:b/>
+              </w:rPr>
+              <w:t xml:space="preserve">Продавец:</w:t>
+            </w:r>
+          </w:p>
+          <w:p>
+            <w:r>
+              <w:t xml:space="preserve">Индивидуальный предприниматель </w:t>
+            </w:r>
+            <w:r>
+              <w:t xml:space="preserve">Сидоров Дмитрий Владимирович</w:t>
+            </w:r>
+          </w:p>
+          <w:p>
+            <w:r>
+              <w:t xml:space="preserve">Адрес регистрации: </w:t>
+            </w:r>
+            <w:r>
+              <w:t xml:space="preserve">614000, г. Пермь, просп. Баумана, д. 77, кв. 181</w:t>
+            </w:r>
+          </w:p>
+          <w:p>
+            <w:r>
+              <w:t xml:space="preserve">ИНН </w:t>
+            </w:r>
+            <w:r>
+              <w:t xml:space="preserve">023866622169</w:t>
+            </w:r>
+            <w:r>
+              <w:t xml:space="preserve"> ОГРНИП </w:t>
+            </w:r>
+            <w:r>
+              <w:t xml:space="preserve">340362077346471</w:t>
+            </w:r>
+          </w:p>
+          <w:p>
+            <w:r>
+              <w:t xml:space="preserve">р/с </w:t>
+            </w:r>
+            <w:r>
+              <w:t xml:space="preserve">40802810210310479550</w:t>
+            </w:r>
+            <w:r>
+              <w:t xml:space="preserve"> в Банк ВТБ (ПАО)</w:t>
+            </w:r>
+            <w:r>
+              <w:t xml:space="preserve">, БИК </w:t>
+            </w:r>
+            <w:r>
+              <w:t xml:space="preserve">044525187</w:t>
+            </w:r>
+          </w:p>
+          <w:p>
+            <w:r>
+              <w:t xml:space="preserve">Тел.: </w:t>
+            </w:r>
+            <w:r>
+              <w:t xml:space="preserve">+7 (495) 907-69-44 доб. 942</w:t>
+            </w:r>
+          </w:p>
+          <w:p>
+            <w:r>
+              <w:t xml:space="preserve">E-mail: </w:t>
+            </w:r>
+            <w:r>
+              <w:t xml:space="preserve">sidorov@mail.ru</w:t>
+            </w:r>
+          </w:p>
+          <w:p/>
+          <w:p>
+            <w:r>
+              <w:t xml:space="preserve">ИП ______________ </w:t>
+            </w:r>
+            <w:r>
+              <w:t xml:space="preserve">Сидоров Д. В.</w:t>
+            </w:r>
+          </w:p>
+        </w:tc>
+        <w:tc>
+          <w:tcPr>
+            <w:tcW w:w="4680" w:type="dxa"/>
+          </w:tcPr>
+          <w:p>
+            <w:r>
               <w:rPr>
                 <w:b/>
               </w:rPr>
@@ -850,7 +1003,7 @@
               <w:t xml:space="preserve">Адрес регистрации: </w:t>
             </w:r>
             <w:r>
-              <w:t xml:space="preserve">143400, г. Красногорск, пер. Космонавтов, д. 15, кв. 175</w:t>
+              <w:t xml:space="preserve">143400, г. Красногорск, ш. Космонавтов, д. 17, кв. 141</w:t>
             </w:r>
           </w:p>
           <w:p>
@@ -889,7 +1042,7 @@
               <w:t xml:space="preserve">Тел.: </w:t>
             </w:r>
             <w:r>
-              <w:t xml:space="preserve">+73832328042</w:t>
+              <w:t xml:space="preserve">+7 (812) 403-98-58 доб. 783</w:t>
             </w:r>
           </w:p>
           <w:p>
@@ -897,7 +1050,7 @@
               <w:t xml:space="preserve">E-mail: </w:t>
             </w:r>
             <w:r>
-              <w:t xml:space="preserve">smirnov@corp-tehno.ru</w:t>
+              <w:t xml:space="preserve">smirnov@inbox.ru</w:t>
             </w:r>
           </w:p>
           <w:p/>
@@ -932,7 +1085,7 @@
         <w:t xml:space="preserve">Адрес склада грузополучателя: </w:t>
       </w:r>
       <w:r>
-        <w:t xml:space="preserve">394000, г. Воронеж, наб. Промышленная, д. 78, кв. 189</w:t>
+        <w:t xml:space="preserve">344002, г. Ростов-на-Дону, ш. Гагарина, д. 51, кв. 4</w:t>
       </w:r>
       <w:r>
         <w:t xml:space="preserve">.</w:t>
@@ -943,7 +1096,7 @@
         <w:t xml:space="preserve">Кладовщик: </w:t>
       </w:r>
       <w:r>
-        <w:t xml:space="preserve">Крылова Елена Владимировна</w:t>
+        <w:t xml:space="preserve">Соколова Татьяна Егоровна</w:t>
       </w:r>
     </w:p>
     <w:p>
@@ -951,7 +1104,7 @@
         <w:t xml:space="preserve">Тел. склада: </w:t>
       </w:r>
       <w:r>
-        <w:t xml:space="preserve">+74958238369</w:t>
+        <w:t xml:space="preserve">383 4796343</w:t>
       </w:r>
     </w:p>
     <w:p/>
@@ -1021,19 +1174,19 @@
         <w:t xml:space="preserve">Реквизиты для возврата: </w:t>
       </w:r>
       <w:r>
-        <w:t xml:space="preserve">170100, г. Тверь, проезд Октябрьская, д. 70, кв. 144</w:t>
+        <w:t xml:space="preserve">394000, г. Воронеж, ул. Победы, д. 12, кв. 178</w:t>
       </w:r>
       <w:r>
         <w:t xml:space="preserve">, ИНН </w:t>
       </w:r>
       <w:r>
-        <w:t xml:space="preserve">5644114373</w:t>
+        <w:t xml:space="preserve">4373881091</w:t>
       </w:r>
       <w:r>
         <w:t xml:space="preserve">, контакт: </w:t>
       </w:r>
       <w:r>
-        <w:t xml:space="preserve">Богданов Владимир Петрович</w:t>
+        <w:t xml:space="preserve">Лебедев Николай Сергеевич</w:t>
       </w:r>
     </w:p>
   </w:footnote>

--- a/tests/corpus_v2/docs/sale_0012.docx
+++ b/tests/corpus_v2/docs/sale_0012.docx
@@ -476,7 +476,7 @@
         <w:t xml:space="preserve">3.1. Место исполнения обязательств: </w:t>
       </w:r>
       <w:r>
-        <w:t xml:space="preserve">420111, г. Казань, проезд Заречная, д. 22, кв. 188</w:t>
+        <w:t xml:space="preserve">Новосибирск, Гагарина 10</w:t>
       </w:r>
       <w:r>
         <w:t xml:space="preserve">.</w:t>
@@ -493,7 +493,7 @@
         <w:t xml:space="preserve"> по телефону </w:t>
       </w:r>
       <w:r>
-        <w:t xml:space="preserve">+7 846 643 89 58</w:t>
+        <w:t xml:space="preserve">+7 (846) 643-89-58</w:t>
       </w:r>
       <w:r>
         <w:t xml:space="preserve">.</w:t>
@@ -729,13 +729,13 @@
         <w:t xml:space="preserve">, тел. </w:t>
       </w:r>
       <w:r>
-        <w:t xml:space="preserve">+7 (846) 450-58-53 доб. 180</w:t>
+        <w:t xml:space="preserve">+7 (846) 753-53-58</w:t>
       </w:r>
       <w:r>
         <w:t xml:space="preserve">, адрес для корреспонденции: </w:t>
       </w:r>
       <w:r>
-        <w:t xml:space="preserve">143000, г. Одинцово, наб. Победы, д. 19, кв. 73</w:t>
+        <w:t xml:space="preserve">Санкт-Петербург Победы 19/3 кв 76</w:t>
       </w:r>
       <w:r>
         <w:t xml:space="preserve">.</w:t>
@@ -812,10 +812,10 @@
         <w:rPr>
           <w:b/>
         </w:rPr>
-        <w:t xml:space="preserve">2</w:t>
-      </w:r>
-      <w:r>
-        <w:t xml:space="preserve">1% за каждый день просрочки</w:t>
+        <w:t xml:space="preserve">1/1</w:t>
+      </w:r>
+      <w:r>
+        <w:t xml:space="preserve">30 ключевой ставки ЦБ РФ годовых</w:t>
       </w:r>
       <w:r>
         <w:t xml:space="preserve">.</w:t>
@@ -829,10 +829,10 @@
         <w:rPr>
           <w:b/>
         </w:rPr>
-        <w:t xml:space="preserve">не позднее 26.08.20</w:t>
-      </w:r>
-      <w:r>
-        <w:t xml:space="preserve">25</w:t>
+        <w:t xml:space="preserve">в течение 4</w:t>
+      </w:r>
+      <w:r>
+        <w:t xml:space="preserve">5 банковских дней с момента поступления денежных средств на расчетный счет</w:t>
       </w:r>
       <w:r>
         <w:t xml:space="preserve">.</w:t>
@@ -846,10 +846,10 @@
         <w:rPr>
           <w:b/>
         </w:rPr>
-        <w:t xml:space="preserve">71</w:t>
-      </w:r>
-      <w:r>
-        <w:t xml:space="preserve">736/906-сс</w:t>
+        <w:t xml:space="preserve">83</w:t>
+      </w:r>
+      <w:r>
+        <w:t xml:space="preserve">503/596-сс</w:t>
       </w:r>
       <w:r>
         <w:t xml:space="preserve">.</w:t>
@@ -860,7 +860,7 @@
         <w:t xml:space="preserve">9.4. Контрольная запись: </w:t>
       </w:r>
       <w:r>
-        <w:t xml:space="preserve">2 34О 000,1 (два миллиона триста сорок тысяч) ₽</w:t>
+        <w:t xml:space="preserve">95О 0О0,3 (девятьсот пятьдесят тысяч) ₽</w:t>
       </w:r>
       <w:r>
         <w:t xml:space="preserve">.</w:t>
@@ -918,7 +918,7 @@
               <w:t xml:space="preserve">Адрес регистрации: </w:t>
             </w:r>
             <w:r>
-              <w:t xml:space="preserve">614000, г. Пермь, просп. Баумана, д. 77, кв. 181</w:t>
+              <w:t xml:space="preserve">Химки Баумана 83/1 кв 43</w:t>
             </w:r>
           </w:p>
           <w:p>
@@ -957,7 +957,7 @@
               <w:t xml:space="preserve">Тел.: </w:t>
             </w:r>
             <w:r>
-              <w:t xml:space="preserve">+7 (495) 907-69-44 доб. 942</w:t>
+              <w:t xml:space="preserve">+7 (843) 947-64-11</w:t>
             </w:r>
           </w:p>
           <w:p>
@@ -965,7 +965,7 @@
               <w:t xml:space="preserve">E-mail: </w:t>
             </w:r>
             <w:r>
-              <w:t xml:space="preserve">sidorov@mail.ru</w:t>
+              <w:t xml:space="preserve">sidorov@corp-tehno.ru</w:t>
             </w:r>
           </w:p>
           <w:p/>
@@ -1003,7 +1003,7 @@
               <w:t xml:space="preserve">Адрес регистрации: </w:t>
             </w:r>
             <w:r>
-              <w:t xml:space="preserve">143400, г. Красногорск, ш. Космонавтов, д. 17, кв. 141</w:t>
+              <w:t xml:space="preserve">Казань, Кутузовский 85</w:t>
             </w:r>
           </w:p>
           <w:p>
@@ -1042,7 +1042,7 @@
               <w:t xml:space="preserve">Тел.: </w:t>
             </w:r>
             <w:r>
-              <w:t xml:space="preserve">+7 (812) 403-98-58 доб. 783</w:t>
+              <w:t xml:space="preserve">+7 (495) 907-69-44</w:t>
             </w:r>
           </w:p>
           <w:p>
@@ -1050,7 +1050,7 @@
               <w:t xml:space="preserve">E-mail: </w:t>
             </w:r>
             <w:r>
-              <w:t xml:space="preserve">smirnov@inbox.ru</w:t>
+              <w:t xml:space="preserve">smirnov@mail.ru</w:t>
             </w:r>
           </w:p>
           <w:p/>
@@ -1065,48 +1065,6 @@
         </w:tc>
       </w:tr>
     </w:tbl>
-    <w:p/>
-    <w:p>
-      <w:r>
-        <w:rPr>
-          <w:b/>
-        </w:rPr>
-        <w:t xml:space="preserve">ПРИЛОЖЕНИЕ № 1</w:t>
-      </w:r>
-      <w:r>
-        <w:rPr>
-          <w:b/>
-        </w:rPr>
-        <w:t xml:space="preserve"> к Договору</w:t>
-      </w:r>
-    </w:p>
-    <w:p>
-      <w:r>
-        <w:t xml:space="preserve">Адрес склада грузополучателя: </w:t>
-      </w:r>
-      <w:r>
-        <w:t xml:space="preserve">344002, г. Ростов-на-Дону, ш. Гагарина, д. 51, кв. 4</w:t>
-      </w:r>
-      <w:r>
-        <w:t xml:space="preserve">.</w:t>
-      </w:r>
-    </w:p>
-    <w:p>
-      <w:r>
-        <w:t xml:space="preserve">Кладовщик: </w:t>
-      </w:r>
-      <w:r>
-        <w:t xml:space="preserve">Соколова Татьяна Егоровна</w:t>
-      </w:r>
-    </w:p>
-    <w:p>
-      <w:r>
-        <w:t xml:space="preserve">Тел. склада: </w:t>
-      </w:r>
-      <w:r>
-        <w:t xml:space="preserve">383 4796343</w:t>
-      </w:r>
-    </w:p>
     <w:p/>
     <w:p>
       <w:r>
@@ -1174,19 +1132,19 @@
         <w:t xml:space="preserve">Реквизиты для возврата: </w:t>
       </w:r>
       <w:r>
-        <w:t xml:space="preserve">394000, г. Воронеж, ул. Победы, д. 12, кв. 178</w:t>
+        <w:t xml:space="preserve">143400, г. Красногорск, ш. Космонавтов, д. 17, кв. 141</w:t>
       </w:r>
       <w:r>
         <w:t xml:space="preserve">, ИНН </w:t>
       </w:r>
       <w:r>
-        <w:t xml:space="preserve">4373881091</w:t>
+        <w:t xml:space="preserve">4469672860</w:t>
       </w:r>
       <w:r>
         <w:t xml:space="preserve">, контакт: </w:t>
       </w:r>
       <w:r>
-        <w:t xml:space="preserve">Лебедев Николай Сергеевич</w:t>
+        <w:t xml:space="preserve">Белов Олег Михайлович</w:t>
       </w:r>
     </w:p>
   </w:footnote>

--- a/tests/corpus_v2/docs/sale_0012.docx
+++ b/tests/corpus_v2/docs/sale_0012.docx
@@ -462,420 +462,34 @@
         </w:tc>
       </w:tr>
     </w:tbl>
-    <w:p/>
-    <w:p>
-      <w:r>
-        <w:rPr>
-          <w:b/>
-        </w:rPr>
-        <w:t xml:space="preserve">3. МЕСТО И СРОКИ ИСПОЛНЕНИЯ</w:t>
-      </w:r>
-    </w:p>
-    <w:p>
-      <w:r>
-        <w:t xml:space="preserve">3.1. Место исполнения обязательств: </w:t>
-      </w:r>
-      <w:r>
-        <w:t xml:space="preserve">Новосибирск, Гагарина 10</w:t>
-      </w:r>
-      <w:r>
-        <w:t xml:space="preserve">.</w:t>
-      </w:r>
-    </w:p>
-    <w:p>
-      <w:r>
-        <w:t xml:space="preserve">3.2. Уведомления направляются </w:t>
-      </w:r>
-      <w:r>
-        <w:t xml:space="preserve">Смирнову Ивану Павловичу</w:t>
-      </w:r>
-      <w:r>
-        <w:t xml:space="preserve"> по телефону </w:t>
-      </w:r>
-      <w:r>
-        <w:t xml:space="preserve">+7 (846) 643-89-58</w:t>
-      </w:r>
-      <w:r>
-        <w:t xml:space="preserve">.</w:t>
-      </w:r>
-    </w:p>
-    <w:p>
-      <w:r>
-        <w:t xml:space="preserve">3.3. Срок исполнения обязательств — </w:t>
-      </w:r>
-      <w:r>
-        <w:t xml:space="preserve">в течение 60 (Шестидесяти) банковских дней с даты подписания Сторонами акта сдачи-приемки оказанных услуг</w:t>
-      </w:r>
-      <w:r>
-        <w:t xml:space="preserve">.</w:t>
-      </w:r>
-    </w:p>
-    <w:p/>
-    <w:p>
-      <w:r>
-        <w:rPr>
-          <w:b/>
-        </w:rPr>
-        <w:t xml:space="preserve">4. ПРОЧИЕ УСЛОВИЯ</w:t>
-      </w:r>
-    </w:p>
-    <w:p>
-      <w:r>
-        <w:t xml:space="preserve">4.1. </w:t>
-      </w:r>
-      <w:r>
-        <w:t xml:space="preserve">Стороны несут ответственность за неисполнение или ненадлежащее исполнение обязательств в соответствии с законодательством Российской Федерации.</w:t>
-      </w:r>
-    </w:p>
-    <w:p>
-      <w:r>
-        <w:t xml:space="preserve">4.2. </w:t>
-      </w:r>
-      <w:r>
-        <w:t xml:space="preserve">Размер неустойки за нарушение сроков оплаты: </w:t>
-      </w:r>
-      <w:r>
-        <w:t xml:space="preserve">1/150 ключевой ставки ЦБ РФ от цены Договора</w:t>
-      </w:r>
-      <w:r>
-        <w:t xml:space="preserve">. Предельный размер ответственности: </w:t>
-      </w:r>
-      <w:r>
-        <w:t xml:space="preserve">15 (пятнадцать) процентов от общей суммы счета</w:t>
-      </w:r>
-      <w:r>
-        <w:t xml:space="preserve">.</w:t>
-      </w:r>
-    </w:p>
-    <w:p>
-      <w:r>
-        <w:t xml:space="preserve">4.3. </w:t>
-      </w:r>
-      <w:r>
-        <w:t xml:space="preserve">Стороны освобождаются от ответственности при наступлении обстоятельств непреодолимой силы, если они прямо повлияли на исполнение обязательств.</w:t>
-      </w:r>
-    </w:p>
-    <w:p>
-      <w:r>
-        <w:t xml:space="preserve">4.4. </w:t>
-      </w:r>
-      <w:r>
-        <w:t xml:space="preserve">Сторона, для которой создалась невозможность исполнения, обязана уведомить другую Сторону. Срок уведомления — </w:t>
-      </w:r>
-      <w:r>
-        <w:t xml:space="preserve">в течение четырнадцати рабочих дней с момента выставления счета</w:t>
-      </w:r>
-      <w:r>
-        <w:t xml:space="preserve">.</w:t>
-      </w:r>
-    </w:p>
-    <w:p>
-      <w:r>
-        <w:t xml:space="preserve">4.5. </w:t>
-      </w:r>
-      <w:r>
-        <w:t xml:space="preserve">Все споры и разногласия решаются путём переговоров. Претензионный порядок обязателен, срок ответа на претензию — </w:t>
-      </w:r>
-      <w:r>
-        <w:t xml:space="preserve">в течение 5 (Пяти) календарных дней с момента подписания акта</w:t>
-      </w:r>
-      <w:r>
-        <w:t xml:space="preserve">.</w:t>
-      </w:r>
-    </w:p>
-    <w:p>
-      <w:r>
-        <w:t xml:space="preserve">4.6. </w:t>
-      </w:r>
-      <w:r>
-        <w:t xml:space="preserve">Договор вступает в силу с момента подписания и действует до полного исполнения Сторонами принятых обязательств.</w:t>
-      </w:r>
-    </w:p>
-    <w:p>
-      <w:r>
-        <w:t xml:space="preserve">4.7. </w:t>
-      </w:r>
-      <w:r>
-        <w:t xml:space="preserve">Изменения и дополнения к Договору действительны при условии их совершения в письменной форме и подписания уполномоченными представителями Сторон.</w:t>
-      </w:r>
-    </w:p>
-    <w:p>
-      <w:r>
-        <w:t xml:space="preserve">4.8. </w:t>
-      </w:r>
-      <w:r>
-        <w:t xml:space="preserve">Договор составлен в двух экземплярах, имеющих равную юридическую силу, по одному для каждой из Сторон.</w:t>
-      </w:r>
-    </w:p>
-    <w:p>
-      <w:r>
-        <w:t xml:space="preserve">4.9. </w:t>
-      </w:r>
-      <w:r>
-        <w:t xml:space="preserve">Стороны признают юридическую силу документов, переданных по электронной почте, с последующим обменом оригиналами.</w:t>
-      </w:r>
-    </w:p>
-    <w:p>
-      <w:r>
-        <w:t xml:space="preserve">4.10. </w:t>
-      </w:r>
-      <w:r>
-        <w:t xml:space="preserve">Уступка прав по Договору третьим лицам без письменного согласия другой Стороны не допускается.</w:t>
-      </w:r>
-    </w:p>
-    <w:p>
-      <w:r>
-        <w:t xml:space="preserve">4.11. </w:t>
-      </w:r>
-      <w:r>
-        <w:t xml:space="preserve">Стороны обязуются сохранять конфиденциальность в отношении сведений, ставших известными в ходе исполнения Договора.</w:t>
-      </w:r>
-    </w:p>
-    <w:p>
-      <w:r>
-        <w:t xml:space="preserve">4.12. </w:t>
-      </w:r>
-      <w:r>
-        <w:t xml:space="preserve">Ни одна из Сторон не вправе использовать товарные знаки другой Стороны без предварительного письменного согласия.</w:t>
-      </w:r>
-    </w:p>
-    <w:p/>
-    <w:p>
-      <w:r>
-        <w:rPr>
-          <w:b/>
-        </w:rPr>
-        <w:t xml:space="preserve">5. ЗАВЕРЕНИЯ ОБ ОБСТОЯТЕЛЬСТВАХ</w:t>
-      </w:r>
-    </w:p>
-    <w:p>
-      <w:r>
-        <w:t xml:space="preserve">5.1. </w:t>
-      </w:r>
-      <w:r>
-        <w:t xml:space="preserve">Договор вступает в силу с момента подписания и действует до полного исполнения Сторонами принятых обязательств.</w:t>
-      </w:r>
-    </w:p>
-    <w:p>
-      <w:r>
-        <w:t xml:space="preserve">5.2. </w:t>
-      </w:r>
-      <w:r>
-        <w:t xml:space="preserve">Изменения и дополнения к Договору действительны при условии их совершения в письменной форме и подписания уполномоченными представителями Сторон.</w:t>
-      </w:r>
-    </w:p>
-    <w:p>
-      <w:r>
-        <w:t xml:space="preserve">5.3. </w:t>
-      </w:r>
-      <w:r>
-        <w:t xml:space="preserve">Договор составлен в двух экземплярах, имеющих равную юридическую силу, по одному для каждой из Сторон.</w:t>
-      </w:r>
-    </w:p>
-    <w:p>
-      <w:r>
-        <w:t xml:space="preserve">5.4. </w:t>
-      </w:r>
-      <w:r>
-        <w:t xml:space="preserve">Стороны признают юридическую силу документов, переданных по электронной почте, с последующим обменом оригиналами.</w:t>
-      </w:r>
-    </w:p>
-    <w:p>
-      <w:r>
-        <w:t xml:space="preserve">5.5. </w:t>
-      </w:r>
-      <w:r>
-        <w:t xml:space="preserve">Уступка прав по Договору третьим лицам без письменного согласия другой Стороны не допускается.</w:t>
-      </w:r>
-    </w:p>
-    <w:p>
-      <w:r>
-        <w:t xml:space="preserve">5.6. </w:t>
-      </w:r>
-      <w:r>
-        <w:t xml:space="preserve">Стороны обязуются сохранять конфиденциальность в отношении сведений, ставших известными в ходе исполнения Договора.</w:t>
-      </w:r>
-    </w:p>
-    <w:p>
-      <w:r>
-        <w:t xml:space="preserve">5.7. </w:t>
-      </w:r>
-      <w:r>
-        <w:t xml:space="preserve">Ни одна из Сторон не вправе использовать товарные знаки другой Стороны без предварительного письменного согласия.</w:t>
-      </w:r>
-    </w:p>
-    <w:p>
-      <w:r>
-        <w:t xml:space="preserve">5.8. </w:t>
-      </w:r>
-      <w:r>
-        <w:t xml:space="preserve">Расторжение Договора в одностороннем порядке допускается при существенном нарушении его условий другой Стороной. Срок направления уведомления — </w:t>
-      </w:r>
-      <w:r>
-        <w:t xml:space="preserve">в течение шести месяцев со дня предъявления требования</w:t>
-      </w:r>
-      <w:r>
-        <w:t xml:space="preserve">.</w:t>
-      </w:r>
-    </w:p>
-    <w:p>
-      <w:r>
-        <w:t xml:space="preserve">5.9. Сторона-1 подтверждает, что уполномоченным лицом по вопросам исполнения является </w:t>
-      </w:r>
-      <w:r>
-        <w:t xml:space="preserve">Сидоров Дмитрий Владимирович</w:t>
-      </w:r>
-      <w:r>
-        <w:t xml:space="preserve">, тел. </w:t>
-      </w:r>
-      <w:r>
-        <w:t xml:space="preserve">+7 (846) 753-53-58</w:t>
-      </w:r>
-      <w:r>
-        <w:t xml:space="preserve">, адрес для корреспонденции: </w:t>
-      </w:r>
-      <w:r>
-        <w:t xml:space="preserve">Санкт-Петербург Победы 19/3 кв 76</w:t>
-      </w:r>
-      <w:r>
-        <w:t xml:space="preserve">.</w:t>
-      </w:r>
-    </w:p>
-    <w:p/>
-    <w:p/>
-    <w:p>
-      <w:r>
-        <w:rPr>
-          <w:b/>
-        </w:rPr>
-        <w:t xml:space="preserve">10. ДОПОЛНИТЕЛЬНЫЕ СВЕДЕНИЯ О СТОРОНАХ</w:t>
-      </w:r>
-    </w:p>
-    <w:p>
-      <w:r>
-        <w:t xml:space="preserve">подписано </w:t>
-      </w:r>
-      <w:r>
-        <w:t xml:space="preserve">смирновым иваном павловичем</w:t>
-      </w:r>
-    </w:p>
-    <w:p>
-      <w:r>
-        <w:t xml:space="preserve">Претензии направляются </w:t>
-      </w:r>
-      <w:r>
-        <w:t xml:space="preserve">Смирнову Ивану Павловичу</w:t>
-      </w:r>
-      <w:r>
-        <w:t xml:space="preserve">; ответ подписывается </w:t>
-      </w:r>
-      <w:r>
-        <w:t xml:space="preserve">Смирновым Иваном Павловичем</w:t>
-      </w:r>
-      <w:r>
-        <w:t xml:space="preserve">; интересы </w:t>
-      </w:r>
-      <w:r>
-        <w:t xml:space="preserve">Смирнова Ивана Павловича</w:t>
-      </w:r>
-      <w:r>
-        <w:t xml:space="preserve"> представляет </w:t>
-      </w:r>
-      <w:r>
-        <w:t xml:space="preserve">Смирнов Иван Павлович</w:t>
-      </w:r>
-      <w:r>
-        <w:t xml:space="preserve">; копия вручается </w:t>
-      </w:r>
-      <w:r>
-        <w:t xml:space="preserve">Смирнов И. П.</w:t>
-      </w:r>
-      <w:r>
-        <w:t xml:space="preserve"> лично.</w:t>
-      </w:r>
-    </w:p>
-    <w:p/>
-    <w:p/>
-    <w:p>
-      <w:r>
-        <w:rPr>
-          <w:b/>
-        </w:rPr>
-        <w:t xml:space="preserve">9. КОНТРОЛЬНЫЕ ВЕЛИЧИНЫ</w:t>
-      </w:r>
-    </w:p>
-    <w:p>
-      <w:r>
-        <w:t xml:space="preserve">9.1. Контрольная запись: </w:t>
-      </w:r>
-      <w:r>
-        <w:rPr>
-          <w:b/>
-        </w:rPr>
-        <w:t xml:space="preserve">1/1</w:t>
-      </w:r>
-      <w:r>
-        <w:t xml:space="preserve">30 ключевой ставки ЦБ РФ годовых</w:t>
-      </w:r>
-      <w:r>
-        <w:t xml:space="preserve">.</w:t>
-      </w:r>
-    </w:p>
-    <w:p>
-      <w:r>
-        <w:t xml:space="preserve">9.2. Контрольная запись: </w:t>
-      </w:r>
-      <w:r>
-        <w:rPr>
-          <w:b/>
-        </w:rPr>
-        <w:t xml:space="preserve">в течение 4</w:t>
-      </w:r>
-      <w:r>
-        <w:t xml:space="preserve">5 банковских дней с момента поступления денежных средств на расчетный счет</w:t>
-      </w:r>
-      <w:r>
-        <w:t xml:space="preserve">.</w:t>
-      </w:r>
-    </w:p>
-    <w:p>
-      <w:r>
-        <w:t xml:space="preserve">9.3. Контрольная запись: </w:t>
-      </w:r>
-      <w:r>
-        <w:rPr>
-          <w:b/>
-        </w:rPr>
-        <w:t xml:space="preserve">83</w:t>
-      </w:r>
-      <w:r>
-        <w:t xml:space="preserve">503/596-сс</w:t>
-      </w:r>
-      <w:r>
-        <w:t xml:space="preserve">.</w:t>
-      </w:r>
-    </w:p>
-    <w:p>
-      <w:r>
-        <w:t xml:space="preserve">9.4. Контрольная запись: </w:t>
-      </w:r>
-      <w:r>
-        <w:t xml:space="preserve">95О 0О0,3 (девятьсот пятьдесят тысяч) ₽</w:t>
-      </w:r>
-      <w:r>
-        <w:t xml:space="preserve">.</w:t>
-      </w:r>
-    </w:p>
-    <w:p/>
-    <w:p>
-      <w:r>
-        <w:rPr>
-          <w:b/>
-        </w:rPr>
-        <w:t xml:space="preserve">РЕКВИЗИТЫ И ПОДПИСИ СТОРОН</w:t>
-      </w:r>
-    </w:p>
-    <w:p/>
+    <w:p>
+      <w:r>
+        <w:t xml:space="preserve">2.8. </w:t>
+      </w:r>
+      <w:r>
+        <w:t xml:space="preserve">Платёж по налогу перечисляется на код бюджетной классификации </w:t>
+      </w:r>
+      <w:r>
+        <w:t xml:space="preserve">182 101 010 110 110 001 10</w:t>
+      </w:r>
+      <w:r>
+        <w:t xml:space="preserve">, получатель — территориальный орган Федерального казначейства.</w:t>
+      </w:r>
+    </w:p>
+    <w:p>
+      <w:r>
+        <w:t xml:space="preserve">2.9. </w:t>
+      </w:r>
+      <w:r>
+        <w:t xml:space="preserve">Полномочия подтверждаются свидетельством о рождении, выдано </w:t>
+      </w:r>
+      <w:r>
+        <w:t xml:space="preserve">07.06.2022</w:t>
+      </w:r>
+      <w:r>
+        <w:t xml:space="preserve"> отделом ЗАГС.</w:t>
+      </w:r>
+    </w:p>
     <w:tbl>
       <w:tblPr>
         <w:tblW w:w="9360" w:type="dxa"/>
@@ -899,82 +513,7 @@
           </w:tcPr>
           <w:p>
             <w:r>
-              <w:rPr>
-                <w:b/>
-              </w:rPr>
-              <w:t xml:space="preserve">Продавец:</w:t>
-            </w:r>
-          </w:p>
-          <w:p>
-            <w:r>
-              <w:t xml:space="preserve">Индивидуальный предприниматель </w:t>
-            </w:r>
-            <w:r>
-              <w:t xml:space="preserve">Сидоров Дмитрий Владимирович</w:t>
-            </w:r>
-          </w:p>
-          <w:p>
-            <w:r>
-              <w:t xml:space="preserve">Адрес регистрации: </w:t>
-            </w:r>
-            <w:r>
-              <w:t xml:space="preserve">Химки Баумана 83/1 кв 43</w:t>
-            </w:r>
-          </w:p>
-          <w:p>
-            <w:r>
-              <w:t xml:space="preserve">ИНН </w:t>
-            </w:r>
-            <w:r>
-              <w:t xml:space="preserve">023866622169</w:t>
-            </w:r>
-            <w:r>
-              <w:t xml:space="preserve"> ОГРНИП </w:t>
-            </w:r>
-            <w:r>
-              <w:t xml:space="preserve">340362077346471</w:t>
-            </w:r>
-          </w:p>
-          <w:p>
-            <w:r>
-              <w:t xml:space="preserve">р/с </w:t>
-            </w:r>
-            <w:r>
-              <w:t xml:space="preserve">40802810210310479550</w:t>
-            </w:r>
-            <w:r>
-              <w:t xml:space="preserve"> в Банк ВТБ (ПАО)</w:t>
-            </w:r>
-            <w:r>
-              <w:t xml:space="preserve">, БИК </w:t>
-            </w:r>
-            <w:r>
-              <w:t xml:space="preserve">044525187</w:t>
-            </w:r>
-          </w:p>
-          <w:p>
-            <w:r>
-              <w:t xml:space="preserve">Тел.: </w:t>
-            </w:r>
-            <w:r>
-              <w:t xml:space="preserve">+7 (843) 947-64-11</w:t>
-            </w:r>
-          </w:p>
-          <w:p>
-            <w:r>
-              <w:t xml:space="preserve">E-mail: </w:t>
-            </w:r>
-            <w:r>
-              <w:t xml:space="preserve">sidorov@corp-tehno.ru</w:t>
-            </w:r>
-          </w:p>
-          <w:p/>
-          <w:p>
-            <w:r>
-              <w:t xml:space="preserve">ИП ______________ </w:t>
-            </w:r>
-            <w:r>
-              <w:t xml:space="preserve">Сидоров Д. В.</w:t>
+              <w:t xml:space="preserve">4</w:t>
             </w:r>
           </w:p>
         </w:tc>
@@ -984,6 +523,554 @@
           </w:tcPr>
           <w:p>
             <w:r>
+              <w:t xml:space="preserve">РУБ.</w:t>
+            </w:r>
+          </w:p>
+        </w:tc>
+      </w:tr>
+    </w:tbl>
+    <w:p>
+      <w:r>
+        <w:t xml:space="preserve">2.10. </w:t>
+      </w:r>
+      <w:r>
+        <w:t xml:space="preserve">Поставке подлежит насос модели </w:t>
+      </w:r>
+      <w:r>
+        <w:t xml:space="preserve">ЭЦВ-6-10-80h</w:t>
+      </w:r>
+      <w:r>
+        <w:t xml:space="preserve"> и кабель марки </w:t>
+      </w:r>
+      <w:r>
+        <w:t xml:space="preserve">ВВГнг(А)-LSt</w:t>
+      </w:r>
+      <w:r>
+        <w:t xml:space="preserve">.</w:t>
+      </w:r>
+    </w:p>
+    <w:p/>
+    <w:p>
+      <w:r>
+        <w:rPr>
+          <w:b/>
+        </w:rPr>
+        <w:t xml:space="preserve">3. МЕСТО И СРОКИ ИСПОЛНЕНИЯ</w:t>
+      </w:r>
+    </w:p>
+    <w:p>
+      <w:r>
+        <w:t xml:space="preserve">3.1. Место исполнения обязательств: </w:t>
+      </w:r>
+      <w:r>
+        <w:t xml:space="preserve">Красногорск, Полевая 80</w:t>
+      </w:r>
+      <w:r>
+        <w:t xml:space="preserve">.</w:t>
+      </w:r>
+    </w:p>
+    <w:p>
+      <w:r>
+        <w:t xml:space="preserve">3.2. Уведомления направляются </w:t>
+      </w:r>
+      <w:r>
+        <w:t xml:space="preserve">Смирнову Ивану Павловичу</w:t>
+      </w:r>
+      <w:r>
+        <w:t xml:space="preserve"> по телефону </w:t>
+      </w:r>
+      <w:r>
+        <w:t xml:space="preserve">+7 (843) 656-68-43</w:t>
+      </w:r>
+      <w:r>
+        <w:t xml:space="preserve">.</w:t>
+      </w:r>
+    </w:p>
+    <w:p>
+      <w:r>
+        <w:t xml:space="preserve">3.3. Срок исполнения обязательств — </w:t>
+      </w:r>
+      <w:r>
+        <w:t xml:space="preserve">в течение 5 (Пяти) банковских дней с даты подписания Сторонами акта сдачи-приемки оказанных услуг</w:t>
+      </w:r>
+      <w:r>
+        <w:t xml:space="preserve">.</w:t>
+      </w:r>
+    </w:p>
+    <w:p/>
+    <w:p>
+      <w:r>
+        <w:rPr>
+          <w:b/>
+        </w:rPr>
+        <w:t xml:space="preserve">4. ПРОЧИЕ УСЛОВИЯ</w:t>
+      </w:r>
+    </w:p>
+    <w:p>
+      <w:r>
+        <w:t xml:space="preserve">4.1. </w:t>
+      </w:r>
+      <w:r>
+        <w:t xml:space="preserve">Стороны несут ответственность за неисполнение или ненадлежащее исполнение обязательств в соответствии с законодательством Российской Федерации.</w:t>
+      </w:r>
+    </w:p>
+    <w:p>
+      <w:r>
+        <w:t xml:space="preserve">4.2. </w:t>
+      </w:r>
+      <w:r>
+        <w:t xml:space="preserve">Размер неустойки за нарушение сроков оплаты: </w:t>
+      </w:r>
+      <w:r>
+        <w:t xml:space="preserve">1/150 ключевой ставки ЦБ РФ от цены Договора</w:t>
+      </w:r>
+      <w:r>
+        <w:t xml:space="preserve">. Предельный размер ответственности: </w:t>
+      </w:r>
+      <w:r>
+        <w:t xml:space="preserve">7 (семь) процентов от общей суммы счета</w:t>
+      </w:r>
+      <w:r>
+        <w:t xml:space="preserve">.</w:t>
+      </w:r>
+    </w:p>
+    <w:p>
+      <w:r>
+        <w:t xml:space="preserve">4.3. </w:t>
+      </w:r>
+      <w:r>
+        <w:t xml:space="preserve">Стороны освобождаются от ответственности при наступлении обстоятельств непреодолимой силы, если они прямо повлияли на исполнение обязательств.</w:t>
+      </w:r>
+    </w:p>
+    <w:p>
+      <w:r>
+        <w:t xml:space="preserve">4.4. </w:t>
+      </w:r>
+      <w:r>
+        <w:t xml:space="preserve">Сторона, для которой создалась невозможность исполнения, обязана уведомить другую Сторону. Срок уведомления — </w:t>
+      </w:r>
+      <w:r>
+        <w:t xml:space="preserve">в течение семи рабочих дней с момента выставления счета</w:t>
+      </w:r>
+      <w:r>
+        <w:t xml:space="preserve">.</w:t>
+      </w:r>
+    </w:p>
+    <w:p>
+      <w:r>
+        <w:t xml:space="preserve">4.5. </w:t>
+      </w:r>
+      <w:r>
+        <w:t xml:space="preserve">Все споры и разногласия решаются путём переговоров. Претензионный порядок обязателен, срок ответа на претензию — </w:t>
+      </w:r>
+      <w:r>
+        <w:t xml:space="preserve">в течение 20 (Двадцати) календарных дней с момента подписания акта</w:t>
+      </w:r>
+      <w:r>
+        <w:t xml:space="preserve">.</w:t>
+      </w:r>
+    </w:p>
+    <w:p>
+      <w:r>
+        <w:t xml:space="preserve">4.6. </w:t>
+      </w:r>
+      <w:r>
+        <w:t xml:space="preserve">Договор вступает в силу с момента подписания и действует до полного исполнения Сторонами принятых обязательств.</w:t>
+      </w:r>
+    </w:p>
+    <w:p>
+      <w:r>
+        <w:t xml:space="preserve">4.7. </w:t>
+      </w:r>
+      <w:r>
+        <w:t xml:space="preserve">Изменения и дополнения к Договору действительны при условии их совершения в письменной форме и подписания уполномоченными представителями Сторон.</w:t>
+      </w:r>
+    </w:p>
+    <w:p>
+      <w:r>
+        <w:t xml:space="preserve">4.8. </w:t>
+      </w:r>
+      <w:r>
+        <w:t xml:space="preserve">Договор составлен в двух экземплярах, имеющих равную юридическую силу, по одному для каждой из Сторон.</w:t>
+      </w:r>
+    </w:p>
+    <w:p>
+      <w:r>
+        <w:t xml:space="preserve">4.9. </w:t>
+      </w:r>
+      <w:r>
+        <w:t xml:space="preserve">Стороны признают юридическую силу документов, переданных по электронной почте, с последующим обменом оригиналами.</w:t>
+      </w:r>
+    </w:p>
+    <w:p>
+      <w:r>
+        <w:t xml:space="preserve">4.10. </w:t>
+      </w:r>
+      <w:r>
+        <w:t xml:space="preserve">Уступка прав по Договору третьим лицам без письменного согласия другой Стороны не допускается.</w:t>
+      </w:r>
+    </w:p>
+    <w:p>
+      <w:r>
+        <w:t xml:space="preserve">4.11. </w:t>
+      </w:r>
+      <w:r>
+        <w:t xml:space="preserve">Стороны обязуются сохранять конфиденциальность в отношении сведений, ставших известными в ходе исполнения Договора.</w:t>
+      </w:r>
+    </w:p>
+    <w:p>
+      <w:r>
+        <w:t xml:space="preserve">4.12. </w:t>
+      </w:r>
+      <w:r>
+        <w:t xml:space="preserve">Ни одна из Сторон не вправе использовать товарные знаки другой Стороны без предварительного письменного согласия.</w:t>
+      </w:r>
+    </w:p>
+    <w:p/>
+    <w:p>
+      <w:r>
+        <w:rPr>
+          <w:b/>
+        </w:rPr>
+        <w:t xml:space="preserve">5. ЗАВЕРЕНИЯ ОБ ОБСТОЯТЕЛЬСТВАХ</w:t>
+      </w:r>
+    </w:p>
+    <w:p>
+      <w:r>
+        <w:t xml:space="preserve">5.1. </w:t>
+      </w:r>
+      <w:r>
+        <w:t xml:space="preserve">Договор вступает в силу с момента подписания и действует до полного исполнения Сторонами принятых обязательств.</w:t>
+      </w:r>
+    </w:p>
+    <w:p>
+      <w:r>
+        <w:t xml:space="preserve">5.2. </w:t>
+      </w:r>
+      <w:r>
+        <w:t xml:space="preserve">Изменения и дополнения к Договору действительны при условии их совершения в письменной форме и подписания уполномоченными представителями Сторон.</w:t>
+      </w:r>
+    </w:p>
+    <w:p>
+      <w:r>
+        <w:t xml:space="preserve">5.3. </w:t>
+      </w:r>
+      <w:r>
+        <w:t xml:space="preserve">Договор составлен в двух экземплярах, имеющих равную юридическую силу, по одному для каждой из Сторон.</w:t>
+      </w:r>
+    </w:p>
+    <w:p>
+      <w:r>
+        <w:t xml:space="preserve">5.4. </w:t>
+      </w:r>
+      <w:r>
+        <w:t xml:space="preserve">Стороны признают юридическую силу документов, переданных по электронной почте, с последующим обменом оригиналами.</w:t>
+      </w:r>
+    </w:p>
+    <w:p>
+      <w:r>
+        <w:t xml:space="preserve">5.5. </w:t>
+      </w:r>
+      <w:r>
+        <w:t xml:space="preserve">Уступка прав по Договору третьим лицам без письменного согласия другой Стороны не допускается.</w:t>
+      </w:r>
+    </w:p>
+    <w:p>
+      <w:r>
+        <w:t xml:space="preserve">5.6. </w:t>
+      </w:r>
+      <w:r>
+        <w:t xml:space="preserve">Стороны обязуются сохранять конфиденциальность в отношении сведений, ставших известными в ходе исполнения Договора.</w:t>
+      </w:r>
+    </w:p>
+    <w:p>
+      <w:r>
+        <w:t xml:space="preserve">5.7. </w:t>
+      </w:r>
+      <w:r>
+        <w:t xml:space="preserve">Ни одна из Сторон не вправе использовать товарные знаки другой Стороны без предварительного письменного согласия.</w:t>
+      </w:r>
+    </w:p>
+    <w:p>
+      <w:r>
+        <w:t xml:space="preserve">5.8. </w:t>
+      </w:r>
+      <w:r>
+        <w:t xml:space="preserve">Расторжение Договора в одностороннем порядке допускается при существенном нарушении его условий другой Стороной. Срок направления уведомления — </w:t>
+      </w:r>
+      <w:r>
+        <w:t xml:space="preserve">в течение двенадцати месяцев со дня предъявления требования</w:t>
+      </w:r>
+      <w:r>
+        <w:t xml:space="preserve">.</w:t>
+      </w:r>
+    </w:p>
+    <w:p>
+      <w:r>
+        <w:t xml:space="preserve">5.9. Сторона-1 подтверждает, что уполномоченным лицом по вопросам исполнения является </w:t>
+      </w:r>
+      <w:r>
+        <w:t xml:space="preserve">Сидоров Дмитрий Владимирович</w:t>
+      </w:r>
+      <w:r>
+        <w:t xml:space="preserve">, тел. </w:t>
+      </w:r>
+      <w:r>
+        <w:t xml:space="preserve">+7 (495) 969-45-28</w:t>
+      </w:r>
+      <w:r>
+        <w:t xml:space="preserve">, адрес для корреспонденции: </w:t>
+      </w:r>
+      <w:r>
+        <w:t xml:space="preserve">Красногорск Профсоюзная 61/1 кв 61</w:t>
+      </w:r>
+      <w:r>
+        <w:t xml:space="preserve">.</w:t>
+      </w:r>
+    </w:p>
+    <w:p/>
+    <w:p/>
+    <w:p>
+      <w:r>
+        <w:rPr>
+          <w:b/>
+        </w:rPr>
+        <w:t xml:space="preserve">10. ДОПОЛНИТЕЛЬНЫЕ СВЕДЕНИЯ О СТОРОНАХ</w:t>
+      </w:r>
+    </w:p>
+    <w:p>
+      <w:r>
+        <w:t xml:space="preserve">подписано </w:t>
+      </w:r>
+      <w:r>
+        <w:t xml:space="preserve">смирновым иваном павловичем</w:t>
+      </w:r>
+    </w:p>
+    <w:p>
+      <w:r>
+        <w:t xml:space="preserve">Претензии направляются </w:t>
+      </w:r>
+      <w:r>
+        <w:t xml:space="preserve">Смирнову Ивану Павловичу</w:t>
+      </w:r>
+      <w:r>
+        <w:t xml:space="preserve">; ответ подписывается </w:t>
+      </w:r>
+      <w:r>
+        <w:t xml:space="preserve">Смирновым Иваном Павловичем</w:t>
+      </w:r>
+      <w:r>
+        <w:t xml:space="preserve">; интересы </w:t>
+      </w:r>
+      <w:r>
+        <w:t xml:space="preserve">Смирнова Ивана Павловича</w:t>
+      </w:r>
+      <w:r>
+        <w:t xml:space="preserve"> представляет </w:t>
+      </w:r>
+      <w:r>
+        <w:t xml:space="preserve">Смирнов Иван Павлович</w:t>
+      </w:r>
+      <w:r>
+        <w:t xml:space="preserve">; копия вручается </w:t>
+      </w:r>
+      <w:r>
+        <w:t xml:space="preserve">Смирнов И. П.</w:t>
+      </w:r>
+      <w:r>
+        <w:t xml:space="preserve"> лично.</w:t>
+      </w:r>
+    </w:p>
+    <w:p/>
+    <w:p/>
+    <w:p>
+      <w:r>
+        <w:rPr>
+          <w:b/>
+        </w:rPr>
+        <w:t xml:space="preserve">9. КОНТРОЛЬНЫЕ ВЕЛИЧИНЫ</w:t>
+      </w:r>
+    </w:p>
+    <w:p>
+      <w:r>
+        <w:t xml:space="preserve">9.1. Контрольная запись: </w:t>
+      </w:r>
+      <w:r>
+        <w:rPr>
+          <w:b/>
+        </w:rPr>
+        <w:t xml:space="preserve">1/1</w:t>
+      </w:r>
+      <w:r>
+        <w:t xml:space="preserve">30 ключевой ставки ЦБ РФ годовых</w:t>
+      </w:r>
+      <w:r>
+        <w:t xml:space="preserve">.</w:t>
+      </w:r>
+    </w:p>
+    <w:p>
+      <w:r>
+        <w:t xml:space="preserve">9.2. Контрольная запись: </w:t>
+      </w:r>
+      <w:r>
+        <w:rPr>
+          <w:b/>
+        </w:rPr>
+        <w:t xml:space="preserve">в течение 2</w:t>
+      </w:r>
+      <w:r>
+        <w:t xml:space="preserve">0 банковских дней с момента поступления денежных средств на расчетный счет</w:t>
+      </w:r>
+      <w:r>
+        <w:t xml:space="preserve">.</w:t>
+      </w:r>
+    </w:p>
+    <w:p>
+      <w:r>
+        <w:t xml:space="preserve">9.3. Контрольная запись: </w:t>
+      </w:r>
+      <w:r>
+        <w:rPr>
+          <w:b/>
+        </w:rPr>
+        <w:t xml:space="preserve">23</w:t>
+      </w:r>
+      <w:r>
+        <w:t xml:space="preserve">499/293-сс</w:t>
+      </w:r>
+      <w:r>
+        <w:t xml:space="preserve">.</w:t>
+      </w:r>
+    </w:p>
+    <w:p>
+      <w:r>
+        <w:t xml:space="preserve">9.4. Контрольная запись: </w:t>
+      </w:r>
+      <w:r>
+        <w:t xml:space="preserve">33З 000,0 (триста тридцать три тысячи) ₽</w:t>
+      </w:r>
+      <w:r>
+        <w:t xml:space="preserve">.</w:t>
+      </w:r>
+    </w:p>
+    <w:p/>
+    <w:p>
+      <w:r>
+        <w:rPr>
+          <w:b/>
+        </w:rPr>
+        <w:t xml:space="preserve">РЕКВИЗИТЫ И ПОДПИСИ СТОРОН</w:t>
+      </w:r>
+    </w:p>
+    <w:p/>
+    <w:tbl>
+      <w:tblPr>
+        <w:tblW w:w="9360" w:type="dxa"/>
+        <w:tblBorders>
+          <w:top w:val="single" w:sz="4" w:color="auto"/>
+          <w:left w:val="single" w:sz="4" w:color="auto"/>
+          <w:bottom w:val="single" w:sz="4" w:color="auto"/>
+          <w:right w:val="single" w:sz="4" w:color="auto"/>
+          <w:insideH w:val="single" w:sz="4" w:color="auto"/>
+          <w:insideV w:val="single" w:sz="4" w:color="auto"/>
+        </w:tblBorders>
+      </w:tblPr>
+      <w:tblGrid>
+        <w:gridCol w:w="4680"/>
+        <w:gridCol w:w="4680"/>
+      </w:tblGrid>
+      <w:tr>
+        <w:tc>
+          <w:tcPr>
+            <w:tcW w:w="4680" w:type="dxa"/>
+          </w:tcPr>
+          <w:p>
+            <w:r>
+              <w:rPr>
+                <w:b/>
+              </w:rPr>
+              <w:t xml:space="preserve">Продавец:</w:t>
+            </w:r>
+          </w:p>
+          <w:p>
+            <w:r>
+              <w:t xml:space="preserve">Индивидуальный предприниматель </w:t>
+            </w:r>
+            <w:r>
+              <w:t xml:space="preserve">Сидоров Дмитрий Владимирович</w:t>
+            </w:r>
+          </w:p>
+          <w:p>
+            <w:r>
+              <w:t xml:space="preserve">Адрес регистрации: </w:t>
+            </w:r>
+            <w:r>
+              <w:t xml:space="preserve">Новосибирск, Лесная 55</w:t>
+            </w:r>
+          </w:p>
+          <w:p>
+            <w:r>
+              <w:t xml:space="preserve">ИНН </w:t>
+            </w:r>
+            <w:r>
+              <w:t xml:space="preserve">023866622169</w:t>
+            </w:r>
+            <w:r>
+              <w:t xml:space="preserve"> ОГРНИП </w:t>
+            </w:r>
+            <w:r>
+              <w:t xml:space="preserve">340362077346471</w:t>
+            </w:r>
+          </w:p>
+          <w:p>
+            <w:r>
+              <w:t xml:space="preserve">р/с </w:t>
+            </w:r>
+            <w:r>
+              <w:t xml:space="preserve">40802810210310479550</w:t>
+            </w:r>
+            <w:r>
+              <w:t xml:space="preserve"> в Банк ВТБ (ПАО)</w:t>
+            </w:r>
+            <w:r>
+              <w:t xml:space="preserve">, БИК </w:t>
+            </w:r>
+            <w:r>
+              <w:t xml:space="preserve">044525187</w:t>
+            </w:r>
+          </w:p>
+          <w:p>
+            <w:r>
+              <w:t xml:space="preserve">Тел.: </w:t>
+            </w:r>
+            <w:r>
+              <w:t xml:space="preserve">+7 (495) 399-92-21</w:t>
+            </w:r>
+          </w:p>
+          <w:p>
+            <w:r>
+              <w:t xml:space="preserve">E-mail: </w:t>
+            </w:r>
+            <w:r>
+              <w:t xml:space="preserve">sidorov@gmail.com</w:t>
+            </w:r>
+          </w:p>
+          <w:p/>
+          <w:p>
+            <w:r>
+              <w:t xml:space="preserve">ИП ______________ </w:t>
+            </w:r>
+            <w:r>
+              <w:t xml:space="preserve">Сидоров Д. В.</w:t>
+            </w:r>
+          </w:p>
+        </w:tc>
+        <w:tc>
+          <w:tcPr>
+            <w:tcW w:w="4680" w:type="dxa"/>
+          </w:tcPr>
+          <w:p>
+            <w:r>
               <w:rPr>
                 <w:b/>
               </w:rPr>
@@ -1003,7 +1090,7 @@
               <w:t xml:space="preserve">Адрес регистрации: </w:t>
             </w:r>
             <w:r>
-              <w:t xml:space="preserve">Казань, Кутузовский 85</w:t>
+              <w:t xml:space="preserve">Красногорск, Космонавтов 15</w:t>
             </w:r>
           </w:p>
           <w:p>
@@ -1042,7 +1129,7 @@
               <w:t xml:space="preserve">Тел.: </w:t>
             </w:r>
             <w:r>
-              <w:t xml:space="preserve">+7 (495) 907-69-44</w:t>
+              <w:t xml:space="preserve">+7 (846) 564-74-26</w:t>
             </w:r>
           </w:p>
           <w:p>
@@ -1050,7 +1137,7 @@
               <w:t xml:space="preserve">E-mail: </w:t>
             </w:r>
             <w:r>
-              <w:t xml:space="preserve">smirnov@mail.ru</w:t>
+              <w:t xml:space="preserve">smirnov@bk.ru</w:t>
             </w:r>
           </w:p>
           <w:p/>
@@ -1132,19 +1219,19 @@
         <w:t xml:space="preserve">Реквизиты для возврата: </w:t>
       </w:r>
       <w:r>
-        <w:t xml:space="preserve">143400, г. Красногорск, ш. Космонавтов, д. 17, кв. 141</w:t>
+        <w:t xml:space="preserve">394000, г. Воронеж, пер. Победы, д. 89, кв. 98</w:t>
       </w:r>
       <w:r>
         <w:t xml:space="preserve">, ИНН </w:t>
       </w:r>
       <w:r>
-        <w:t xml:space="preserve">4469672860</w:t>
+        <w:t xml:space="preserve">9672860973</w:t>
       </w:r>
       <w:r>
         <w:t xml:space="preserve">, контакт: </w:t>
       </w:r>
       <w:r>
-        <w:t xml:space="preserve">Белов Олег Михайлович</w:t>
+        <w:t xml:space="preserve">Морозов Артём Владимирович</w:t>
       </w:r>
     </w:p>
   </w:footnote>

--- a/tests/corpus_v2/docs/sale_0012.docx
+++ b/tests/corpus_v2/docs/sale_0012.docx
@@ -136,7 +136,102 @@
         <w:t xml:space="preserve">Расчёты производятся через аккредитив, открываемый Покупателем. Сумма аккредитива: </w:t>
       </w:r>
       <w:r>
-        <w:t xml:space="preserve">97 900 002 рубля</w:t>
+        <w:t xml:space="preserve">34 200 002 рубля</w:t>
+      </w:r>
+      <w:r>
+        <w:t xml:space="preserve">.</w:t>
+      </w:r>
+    </w:p>
+    <w:p>
+      <w:r>
+        <w:t xml:space="preserve">1.5. </w:t>
+      </w:r>
+      <w:r>
+        <w:t xml:space="preserve">Партия сопровождается накладной формы ТОРГ-12 № </w:t>
+      </w:r>
+      <w:r>
+        <w:t xml:space="preserve">047217085</w:t>
+      </w:r>
+      <w:r>
+        <w:t xml:space="preserve">. Каталожный номер изделия — </w:t>
+      </w:r>
+      <w:r>
+        <w:t xml:space="preserve">044138324</w:t>
+      </w:r>
+      <w:r>
+        <w:t xml:space="preserve">. Заводской номер насоса — </w:t>
+      </w:r>
+      <w:r>
+        <w:t xml:space="preserve">041593411</w:t>
+      </w:r>
+      <w:r>
+        <w:t xml:space="preserve">.</w:t>
+      </w:r>
+    </w:p>
+    <w:p>
+      <w:r>
+        <w:t xml:space="preserve">1.6. </w:t>
+      </w:r>
+      <w:r>
+        <w:t xml:space="preserve">Финансирование ведётся по коду целевых средств </w:t>
+      </w:r>
+      <w:r>
+        <w:t xml:space="preserve">044649724</w:t>
+      </w:r>
+      <w:r>
+        <w:t xml:space="preserve">, предусмотренному приказом Минфина России № 157н. </w:t>
+      </w:r>
+      <w:r>
+        <w:t xml:space="preserve">БИК не указан, номер заявки — </w:t>
+      </w:r>
+      <w:r>
+        <w:t xml:space="preserve">044974882</w:t>
+      </w:r>
+      <w:r>
+        <w:t xml:space="preserve">.</w:t>
+      </w:r>
+    </w:p>
+    <w:p>
+      <w:r>
+        <w:t xml:space="preserve">1.7. </w:t>
+      </w:r>
+      <w:r>
+        <w:t xml:space="preserve">Абоненту открыт лицевой счёт </w:t>
+      </w:r>
+      <w:r>
+        <w:t xml:space="preserve">85775474737</w:t>
+      </w:r>
+      <w:r>
+        <w:t xml:space="preserve">. Приложение учтено за номером </w:t>
+      </w:r>
+      <w:r>
+        <w:t xml:space="preserve">83473553931</w:t>
+      </w:r>
+      <w:r>
+        <w:t xml:space="preserve">. Счётчик имеет заводской номер </w:t>
+      </w:r>
+      <w:r>
+        <w:t xml:space="preserve">85319102232</w:t>
+      </w:r>
+      <w:r>
+        <w:t xml:space="preserve">.</w:t>
+      </w:r>
+    </w:p>
+    <w:p>
+      <w:r>
+        <w:t xml:space="preserve">1.8. </w:t>
+      </w:r>
+      <w:r>
+        <w:t xml:space="preserve">Сведения внесены в реестр за номером </w:t>
+      </w:r>
+      <w:r>
+        <w:t xml:space="preserve">89268401422</w:t>
+      </w:r>
+      <w:r>
+        <w:t xml:space="preserve">, как предусмотрено пунктом 2 статьи 434 Гражданского кодекса Российской Федерации. Уведомление о регистрации имеет исходящий № </w:t>
+      </w:r>
+      <w:r>
+        <w:t xml:space="preserve">82052798114</w:t>
       </w:r>
       <w:r>
         <w:t xml:space="preserve">.</w:t>
@@ -178,7 +273,7 @@
         <w:t xml:space="preserve">2.3. Срок оплаты — </w:t>
       </w:r>
       <w:r>
-        <w:t xml:space="preserve">не позднее 14.12.2025</w:t>
+        <w:t xml:space="preserve">не позднее 07.06.2025</w:t>
       </w:r>
       <w:r>
         <w:t xml:space="preserve">.</w:t>
@@ -198,7 +293,7 @@
         <w:t xml:space="preserve">, артикул </w:t>
       </w:r>
       <w:r>
-        <w:t xml:space="preserve">RM-4076-89</w:t>
+        <w:t xml:space="preserve">RM-5472-45</w:t>
       </w:r>
       <w:r>
         <w:t xml:space="preserve">, код </w:t>
@@ -258,49 +353,49 @@
         <w:t xml:space="preserve">. Товар отгружается с сопроводительным документом паспорт качества № </w:t>
       </w:r>
       <w:r>
-        <w:t xml:space="preserve">13 23 290608</w:t>
+        <w:t xml:space="preserve">68 24 489993</w:t>
       </w:r>
       <w:r>
         <w:t xml:space="preserve">. К партии приложен паспорт изделия № </w:t>
       </w:r>
       <w:r>
-        <w:t xml:space="preserve">34 14 627552</w:t>
+        <w:t xml:space="preserve">53 06 757489</w:t>
       </w:r>
       <w:r>
         <w:t xml:space="preserve">. Оборудование поставляется с паспортом транспортного средства № </w:t>
       </w:r>
       <w:r>
-        <w:t xml:space="preserve">91 10 295657</w:t>
+        <w:t xml:space="preserve">31 10 634316</w:t>
       </w:r>
       <w:r>
         <w:t xml:space="preserve">. Приёмка производится согласно техническому паспорту </w:t>
       </w:r>
       <w:r>
-        <w:t xml:space="preserve">45 14 895654</w:t>
+        <w:t xml:space="preserve">48 20 781130</w:t>
       </w:r>
       <w:r>
         <w:t xml:space="preserve">. СНИЛС не указан, номер заказа </w:t>
       </w:r>
       <w:r>
-        <w:t xml:space="preserve">729-829-225 49</w:t>
+        <w:t xml:space="preserve">284-055-371 91</w:t>
       </w:r>
       <w:r>
         <w:t xml:space="preserve">. Дата рождения не проставлена, документ выдан </w:t>
       </w:r>
       <w:r>
-        <w:t xml:space="preserve">08.07.2021</w:t>
+        <w:t xml:space="preserve">16.11.2024</w:t>
       </w:r>
       <w:r>
         <w:t xml:space="preserve">. Код подразделения, см. артикул </w:t>
       </w:r>
       <w:r>
-        <w:t xml:space="preserve">742-677</w:t>
+        <w:t xml:space="preserve">747-742</w:t>
       </w:r>
       <w:r>
         <w:t xml:space="preserve">. Цена — </w:t>
       </w:r>
       <w:r>
-        <w:t xml:space="preserve">17100000 (Семнадцать миллионов сто тысяч) руб. 00 копеек</w:t>
+        <w:t xml:space="preserve">850000 (Восемьсот пятьдесят тысяч) руб. 00 копеек</w:t>
       </w:r>
       <w:r>
         <w:t xml:space="preserve">, НДС не облагается</w:t>
@@ -317,25 +412,25 @@
         <w:t xml:space="preserve">Товар маркирован штрихкодом </w:t>
       </w:r>
       <w:r>
-        <w:t xml:space="preserve">4602052798114</w:t>
+        <w:t xml:space="preserve">4607112402918</w:t>
       </w:r>
       <w:r>
         <w:t xml:space="preserve">. Код контрагента по ОКПО — </w:t>
       </w:r>
       <w:r>
-        <w:t xml:space="preserve">0387045736</w:t>
+        <w:t xml:space="preserve">6857629025</w:t>
       </w:r>
       <w:r>
         <w:t xml:space="preserve">. Оборудование учтено под инвентарным номером </w:t>
       </w:r>
       <w:r>
-        <w:t xml:space="preserve">043117375</w:t>
+        <w:t xml:space="preserve">044871054</w:t>
       </w:r>
       <w:r>
         <w:t xml:space="preserve">, складской позиции присвоен номер </w:t>
       </w:r>
       <w:r>
-        <w:t xml:space="preserve">120486849</w:t>
+        <w:t xml:space="preserve">070650575</w:t>
       </w:r>
       <w:r>
         <w:t xml:space="preserve">.</w:t>
@@ -349,19 +444,19 @@
         <w:t xml:space="preserve">Оплата по счёту-фактуре на КБК </w:t>
       </w:r>
       <w:r>
-        <w:t xml:space="preserve">18210101011011000183</w:t>
+        <w:t xml:space="preserve">18210101011011000192</w:t>
       </w:r>
       <w:r>
         <w:t xml:space="preserve">. ИНН не присвоен, регистрационный № </w:t>
       </w:r>
       <w:r>
-        <w:t xml:space="preserve">3716036464</w:t>
+        <w:t xml:space="preserve">4379208616</w:t>
       </w:r>
       <w:r>
         <w:t xml:space="preserve">. ИНН не присвоен, платёжный документ № </w:t>
       </w:r>
       <w:r>
-        <w:t xml:space="preserve">366379778009</w:t>
+        <w:t xml:space="preserve">908283222351</w:t>
       </w:r>
       <w:r>
         <w:t xml:space="preserve">. Заказчик действует в лице </w:t>
@@ -381,13 +476,13 @@
         <w:t xml:space="preserve">Массовая доля влаги в товаре — </w:t>
       </w:r>
       <w:r>
-        <w:t xml:space="preserve">не более 15 %</w:t>
+        <w:t xml:space="preserve">не более 14 %</w:t>
       </w:r>
       <w:r>
         <w:t xml:space="preserve">. Товар подлежит хранению </w:t>
       </w:r>
       <w:r>
-        <w:t xml:space="preserve">в течение 24 часов</w:t>
+        <w:t xml:space="preserve">в течение 12 часов</w:t>
       </w:r>
       <w:r>
         <w:t xml:space="preserve"> при температуре не выше +4 °C. Срок исковой давности по требованиям, вытекающим из Договора, составляет </w:t>
@@ -456,7 +551,7 @@
           </w:tcPr>
           <w:p>
             <w:r>
-              <w:t xml:space="preserve">0202504391</w:t>
+              <w:t xml:space="preserve">2758932511</w:t>
             </w:r>
           </w:p>
         </w:tc>
@@ -484,7 +579,7 @@
         <w:t xml:space="preserve">Полномочия подтверждаются свидетельством о рождении, выдано </w:t>
       </w:r>
       <w:r>
-        <w:t xml:space="preserve">07.06.2022</w:t>
+        <w:t xml:space="preserve">08.10.2021</w:t>
       </w:r>
       <w:r>
         <w:t xml:space="preserve"> отделом ЗАГС.</w:t>
@@ -513,7 +608,7 @@
           </w:tcPr>
           <w:p>
             <w:r>
-              <w:t xml:space="preserve">4</w:t>
+              <w:t xml:space="preserve">2</w:t>
             </w:r>
           </w:p>
         </w:tc>
@@ -563,7 +658,7 @@
         <w:t xml:space="preserve">3.1. Место исполнения обязательств: </w:t>
       </w:r>
       <w:r>
-        <w:t xml:space="preserve">Красногорск, Полевая 80</w:t>
+        <w:t xml:space="preserve">Химки Мира 88/4 кв 65</w:t>
       </w:r>
       <w:r>
         <w:t xml:space="preserve">.</w:t>
@@ -580,7 +675,7 @@
         <w:t xml:space="preserve"> по телефону </w:t>
       </w:r>
       <w:r>
-        <w:t xml:space="preserve">+7 (843) 656-68-43</w:t>
+        <w:t xml:space="preserve">+7 (499) 660-42-47</w:t>
       </w:r>
       <w:r>
         <w:t xml:space="preserve">.</w:t>
@@ -591,7 +686,111 @@
         <w:t xml:space="preserve">3.3. Срок исполнения обязательств — </w:t>
       </w:r>
       <w:r>
-        <w:t xml:space="preserve">в течение 5 (Пяти) банковских дней с даты подписания Сторонами акта сдачи-приемки оказанных услуг</w:t>
+        <w:t xml:space="preserve">в течение 30 (Тридцати) банковских дней с даты подписания Сторонами акта сдачи-приемки оказанных услуг</w:t>
+      </w:r>
+      <w:r>
+        <w:t xml:space="preserve">.</w:t>
+      </w:r>
+    </w:p>
+    <w:p>
+      <w:r>
+        <w:t xml:space="preserve">3.4. </w:t>
+      </w:r>
+      <w:r>
+        <w:t xml:space="preserve">Работы выполняются за счёт средств бюджета по коду бюджетной классификации </w:t>
+      </w:r>
+      <w:r>
+        <w:t xml:space="preserve">18216171471790489520</w:t>
+      </w:r>
+      <w:r>
+        <w:t xml:space="preserve">. Прибор учёта (счётчик) № </w:t>
+      </w:r>
+      <w:r>
+        <w:t xml:space="preserve">39873373559574930640</w:t>
+      </w:r>
+      <w:r>
+        <w:t xml:space="preserve">.</w:t>
+      </w:r>
+    </w:p>
+    <w:p>
+      <w:r>
+        <w:t xml:space="preserve">3.5. </w:t>
+      </w:r>
+      <w:r>
+        <w:t xml:space="preserve">Счёт на оплату выставляется с уникальным идентификатором начисления </w:t>
+      </w:r>
+      <w:r>
+        <w:t xml:space="preserve">18209374445146357721</w:t>
+      </w:r>
+      <w:r>
+        <w:t xml:space="preserve">. Номер счёта-проформы — </w:t>
+      </w:r>
+      <w:r>
+        <w:t xml:space="preserve">77561387819679704996</w:t>
+      </w:r>
+      <w:r>
+        <w:t xml:space="preserve">. В силу статьи 855 Гражданского кодекса Российской Федерации списание со счёта ведётся по коду вида дохода </w:t>
+      </w:r>
+      <w:r>
+        <w:t xml:space="preserve">18210091933977475271</w:t>
+      </w:r>
+      <w:r>
+        <w:t xml:space="preserve">.</w:t>
+      </w:r>
+    </w:p>
+    <w:p>
+      <w:r>
+        <w:t xml:space="preserve">3.6. </w:t>
+      </w:r>
+      <w:r>
+        <w:t xml:space="preserve">ИНН иностранного контрагента не присваивается; номер записи в торговом реестре — </w:t>
+      </w:r>
+      <w:r>
+        <w:t xml:space="preserve">3377318248</w:t>
+      </w:r>
+      <w:r>
+        <w:t xml:space="preserve">. ИНН см. в приложении; спецификация № </w:t>
+      </w:r>
+      <w:r>
+        <w:t xml:space="preserve">8019040857</w:t>
+      </w:r>
+      <w:r>
+        <w:t xml:space="preserve">. Постановка на учёт производится по статье 84 Налогового кодекса Российской Федерации, решение № </w:t>
+      </w:r>
+      <w:r>
+        <w:t xml:space="preserve">0277864479</w:t>
+      </w:r>
+      <w:r>
+        <w:t xml:space="preserve">.</w:t>
+      </w:r>
+    </w:p>
+    <w:p>
+      <w:r>
+        <w:t xml:space="preserve">3.7. </w:t>
+      </w:r>
+      <w:r>
+        <w:t xml:space="preserve">Номер партии по системе прослеживаемости — </w:t>
+      </w:r>
+      <w:r>
+        <w:t xml:space="preserve">5764041133</w:t>
+      </w:r>
+      <w:r>
+        <w:t xml:space="preserve">. Содержание примеси не превышает </w:t>
+      </w:r>
+      <w:r>
+        <w:t xml:space="preserve">0,5 %</w:t>
+      </w:r>
+      <w:r>
+        <w:t xml:space="preserve">. Прибор имеет погрешность не более </w:t>
+      </w:r>
+      <w:r>
+        <w:t xml:space="preserve">0,3 %</w:t>
+      </w:r>
+      <w:r>
+        <w:t xml:space="preserve">. Станок имеет заводской номер </w:t>
+      </w:r>
+      <w:r>
+        <w:t xml:space="preserve">2497098631</w:t>
       </w:r>
       <w:r>
         <w:t xml:space="preserve">.</w:t>
@@ -628,7 +827,7 @@
         <w:t xml:space="preserve">. Предельный размер ответственности: </w:t>
       </w:r>
       <w:r>
-        <w:t xml:space="preserve">7 (семь) процентов от общей суммы счета</w:t>
+        <w:t xml:space="preserve">20 (двадцать) процентов от общей суммы счета</w:t>
       </w:r>
       <w:r>
         <w:t xml:space="preserve">.</w:t>
@@ -650,7 +849,7 @@
         <w:t xml:space="preserve">Сторона, для которой создалась невозможность исполнения, обязана уведомить другую Сторону. Срок уведомления — </w:t>
       </w:r>
       <w:r>
-        <w:t xml:space="preserve">в течение семи рабочих дней с момента выставления счета</w:t>
+        <w:t xml:space="preserve">в течение тридцати рабочих дней с момента выставления счета</w:t>
       </w:r>
       <w:r>
         <w:t xml:space="preserve">.</w:t>
@@ -664,7 +863,7 @@
         <w:t xml:space="preserve">Все споры и разногласия решаются путём переговоров. Претензионный порядок обязателен, срок ответа на претензию — </w:t>
       </w:r>
       <w:r>
-        <w:t xml:space="preserve">в течение 20 (Двадцати) календарных дней с момента подписания акта</w:t>
+        <w:t xml:space="preserve">в течение 45 (Сорока пяти) календарных дней с момента подписания акта</w:t>
       </w:r>
       <w:r>
         <w:t xml:space="preserve">.</w:t>
@@ -724,6 +923,124 @@
       </w:r>
       <w:r>
         <w:t xml:space="preserve">Ни одна из Сторон не вправе использовать товарные знаки другой Стороны без предварительного письменного согласия.</w:t>
+      </w:r>
+    </w:p>
+    <w:p>
+      <w:r>
+        <w:t xml:space="preserve">4.13. </w:t>
+      </w:r>
+      <w:r>
+        <w:t xml:space="preserve">ИНН физического лица отсутствует, лицевой счёт абонента </w:t>
+      </w:r>
+      <w:r>
+        <w:t xml:space="preserve">244316230350</w:t>
+      </w:r>
+      <w:r>
+        <w:t xml:space="preserve">. ИНН см. приложение; номенклатурный код — </w:t>
+      </w:r>
+      <w:r>
+        <w:t xml:space="preserve">313974955545</w:t>
+      </w:r>
+      <w:r>
+        <w:t xml:space="preserve">. Обработка ИНН ведётся по статье 86 Налогового кодекса Российской Федерации, запрос № </w:t>
+      </w:r>
+      <w:r>
+        <w:t xml:space="preserve">008830631682</w:t>
+      </w:r>
+      <w:r>
+        <w:t xml:space="preserve">.</w:t>
+      </w:r>
+    </w:p>
+    <w:p>
+      <w:r>
+        <w:t xml:space="preserve">4.14. </w:t>
+      </w:r>
+      <w:r>
+        <w:t xml:space="preserve">Накладной на партию присвоен номер </w:t>
+      </w:r>
+      <w:r>
+        <w:t xml:space="preserve">516904782413</w:t>
+      </w:r>
+      <w:r>
+        <w:t xml:space="preserve">. Контрольный модуль имеет заводской номер </w:t>
+      </w:r>
+      <w:r>
+        <w:t xml:space="preserve">696258003550</w:t>
+      </w:r>
+      <w:r>
+        <w:t xml:space="preserve">. Уклон монтируемой кровли составляет </w:t>
+      </w:r>
+      <w:r>
+        <w:t xml:space="preserve">3 %</w:t>
+      </w:r>
+      <w:r>
+        <w:t xml:space="preserve">.</w:t>
+      </w:r>
+    </w:p>
+    <w:p>
+      <w:r>
+        <w:t xml:space="preserve">4.15. </w:t>
+      </w:r>
+      <w:r>
+        <w:t xml:space="preserve">Законом установлена предельная доля иностранного участия — </w:t>
+      </w:r>
+      <w:r>
+        <w:t xml:space="preserve">49 %</w:t>
+      </w:r>
+      <w:r>
+        <w:t xml:space="preserve"> в силу Федерального закона об иностранных инвестициях. В приложении № 3 указана допустимая доля брака — </w:t>
+      </w:r>
+      <w:r>
+        <w:t xml:space="preserve">1,3 %</w:t>
+      </w:r>
+      <w:r>
+        <w:t xml:space="preserve">.</w:t>
+      </w:r>
+    </w:p>
+    <w:p>
+      <w:r>
+        <w:t xml:space="preserve">4.16. </w:t>
+      </w:r>
+      <w:r>
+        <w:t xml:space="preserve">Изготовитель установил срок годности </w:t>
+      </w:r>
+      <w:r>
+        <w:t xml:space="preserve">в течение 24 месяцев</w:t>
+      </w:r>
+      <w:r>
+        <w:t xml:space="preserve"> с даты изготовления. Бетонная смесь выдерживается </w:t>
+      </w:r>
+      <w:r>
+        <w:t xml:space="preserve">в течение 24 часов</w:t>
+      </w:r>
+      <w:r>
+        <w:t xml:space="preserve"> при положительной температуре.</w:t>
+      </w:r>
+    </w:p>
+    <w:p>
+      <w:r>
+        <w:t xml:space="preserve">4.17. </w:t>
+      </w:r>
+      <w:r>
+        <w:t xml:space="preserve">Претензии по качеству работ предъявляются </w:t>
+      </w:r>
+      <w:r>
+        <w:t xml:space="preserve">в течение одного года</w:t>
+      </w:r>
+      <w:r>
+        <w:t xml:space="preserve"> по правилам статьи 725 Гражданского кодекса Российской Федерации. Поставщик присутствует на рынке </w:t>
+      </w:r>
+      <w:r>
+        <w:t xml:space="preserve">в течение 17 лет</w:t>
+      </w:r>
+      <w:r>
+        <w:t xml:space="preserve">. Отчётный период оканчивается </w:t>
+      </w:r>
+      <w:r>
+        <w:t xml:space="preserve">не позднее 11.03.2026</w:t>
+      </w:r>
+      <w:r>
+        <w:t xml:space="preserve">.</w:t>
       </w:r>
     </w:p>
     <w:p/>
@@ -799,7 +1116,7 @@
         <w:t xml:space="preserve">Расторжение Договора в одностороннем порядке допускается при существенном нарушении его условий другой Стороной. Срок направления уведомления — </w:t>
       </w:r>
       <w:r>
-        <w:t xml:space="preserve">в течение двенадцати месяцев со дня предъявления требования</w:t>
+        <w:t xml:space="preserve">в течение тридцати шести месяцев со дня предъявления требования</w:t>
       </w:r>
       <w:r>
         <w:t xml:space="preserve">.</w:t>
@@ -816,13 +1133,13 @@
         <w:t xml:space="preserve">, тел. </w:t>
       </w:r>
       <w:r>
-        <w:t xml:space="preserve">+7 (495) 969-45-28</w:t>
+        <w:t xml:space="preserve">+7 (843) 112-83-69</w:t>
       </w:r>
       <w:r>
         <w:t xml:space="preserve">, адрес для корреспонденции: </w:t>
       </w:r>
       <w:r>
-        <w:t xml:space="preserve">Красногорск Профсоюзная 61/1 кв 61</w:t>
+        <w:t xml:space="preserve">Химки, Тверская 48</w:t>
       </w:r>
       <w:r>
         <w:t xml:space="preserve">.</w:t>
@@ -899,10 +1216,10 @@
         <w:rPr>
           <w:b/>
         </w:rPr>
-        <w:t xml:space="preserve">1/1</w:t>
-      </w:r>
-      <w:r>
-        <w:t xml:space="preserve">30 ключевой ставки ЦБ РФ годовых</w:t>
+        <w:t xml:space="preserve">2</w:t>
+      </w:r>
+      <w:r>
+        <w:t xml:space="preserve">1% за каждый день просрочки</w:t>
       </w:r>
       <w:r>
         <w:t xml:space="preserve">.</w:t>
@@ -916,7 +1233,7 @@
         <w:rPr>
           <w:b/>
         </w:rPr>
-        <w:t xml:space="preserve">в течение 2</w:t>
+        <w:t xml:space="preserve">в течение 3</w:t>
       </w:r>
       <w:r>
         <w:t xml:space="preserve">0 банковских дней с момента поступления денежных средств на расчетный счет</w:t>
@@ -933,10 +1250,10 @@
         <w:rPr>
           <w:b/>
         </w:rPr>
-        <w:t xml:space="preserve">23</w:t>
-      </w:r>
-      <w:r>
-        <w:t xml:space="preserve">499/293-сс</w:t>
+        <w:t xml:space="preserve">44</w:t>
+      </w:r>
+      <w:r>
+        <w:t xml:space="preserve">601/731-сс</w:t>
       </w:r>
       <w:r>
         <w:t xml:space="preserve">.</w:t>
@@ -947,7 +1264,7 @@
         <w:t xml:space="preserve">9.4. Контрольная запись: </w:t>
       </w:r>
       <w:r>
-        <w:t xml:space="preserve">33З 000,0 (триста тридцать три тысячи) ₽</w:t>
+        <w:t xml:space="preserve">7 0ІО О00,1 (семь миллионов десять тысяч) ₽</w:t>
       </w:r>
       <w:r>
         <w:t xml:space="preserve">.</w:t>
@@ -1005,7 +1322,7 @@
               <w:t xml:space="preserve">Адрес регистрации: </w:t>
             </w:r>
             <w:r>
-              <w:t xml:space="preserve">Новосибирск, Лесная 55</w:t>
+              <w:t xml:space="preserve">Самара, Ленина 7</w:t>
             </w:r>
           </w:p>
           <w:p>
@@ -1044,7 +1361,7 @@
               <w:t xml:space="preserve">Тел.: </w:t>
             </w:r>
             <w:r>
-              <w:t xml:space="preserve">+7 (495) 399-92-21</w:t>
+              <w:t xml:space="preserve">+7 (846) 509-47-92</w:t>
             </w:r>
           </w:p>
           <w:p>
@@ -1052,7 +1369,7 @@
               <w:t xml:space="preserve">E-mail: </w:t>
             </w:r>
             <w:r>
-              <w:t xml:space="preserve">sidorov@gmail.com</w:t>
+              <w:t xml:space="preserve">sidorov@mail.ru</w:t>
             </w:r>
           </w:p>
           <w:p/>
@@ -1090,7 +1407,7 @@
               <w:t xml:space="preserve">Адрес регистрации: </w:t>
             </w:r>
             <w:r>
-              <w:t xml:space="preserve">Красногорск, Космонавтов 15</w:t>
+              <w:t xml:space="preserve">Санкт-Петербург Тверская 83/2 кв 79</w:t>
             </w:r>
           </w:p>
           <w:p>
@@ -1129,7 +1446,7 @@
               <w:t xml:space="preserve">Тел.: </w:t>
             </w:r>
             <w:r>
-              <w:t xml:space="preserve">+7 (846) 564-74-26</w:t>
+              <w:t xml:space="preserve">+7 (495) 371-62-27</w:t>
             </w:r>
           </w:p>
           <w:p>
@@ -1137,7 +1454,7 @@
               <w:t xml:space="preserve">E-mail: </w:t>
             </w:r>
             <w:r>
-              <w:t xml:space="preserve">smirnov@bk.ru</w:t>
+              <w:t xml:space="preserve">smirnov@corp-tehno.ru</w:t>
             </w:r>
           </w:p>
           <w:p/>
@@ -1219,19 +1536,19 @@
         <w:t xml:space="preserve">Реквизиты для возврата: </w:t>
       </w:r>
       <w:r>
-        <w:t xml:space="preserve">394000, г. Воронеж, пер. Победы, д. 89, кв. 98</w:t>
+        <w:t xml:space="preserve">101000, г. Москва, просп. Кутузовский, д. 10, кв. 131</w:t>
       </w:r>
       <w:r>
         <w:t xml:space="preserve">, ИНН </w:t>
       </w:r>
       <w:r>
-        <w:t xml:space="preserve">9672860973</w:t>
+        <w:t xml:space="preserve">5984272730</w:t>
       </w:r>
       <w:r>
         <w:t xml:space="preserve">, контакт: </w:t>
       </w:r>
       <w:r>
-        <w:t xml:space="preserve">Морозов Артём Владимирович</w:t>
+        <w:t xml:space="preserve">Иванов Алексей Николаевич</w:t>
       </w:r>
     </w:p>
   </w:footnote>

--- a/tests/corpus_v2/docs/sale_0012.docx
+++ b/tests/corpus_v2/docs/sale_0012.docx
@@ -1265,6 +1265,37 @@
       </w:r>
       <w:r>
         <w:t xml:space="preserve">7 0ІО О00,1 (семь миллионов десять тысяч) ₽</w:t>
+      </w:r>
+      <w:r>
+        <w:t xml:space="preserve">.</w:t>
+      </w:r>
+    </w:p>
+    <w:p/>
+    <w:p>
+      <w:r>
+        <w:rPr>
+          <w:b/>
+        </w:rPr>
+        <w:t xml:space="preserve">6. ОСОБЫЕ УСЛОВИЯ ОТДЕЛЬНЫХ ВИДОВ ДАННЫХ</w:t>
+      </w:r>
+    </w:p>
+    <w:p>
+      <w:r>
+        <w:t xml:space="preserve">6.1. Полномочия представителя подтверждены доверенностью, реестровый номер </w:t>
+      </w:r>
+      <w:r>
+        <w:t xml:space="preserve">77/714-н/77-2024-1-502</w:t>
+      </w:r>
+      <w:r>
+        <w:t xml:space="preserve">.</w:t>
+      </w:r>
+    </w:p>
+    <w:p>
+      <w:r>
+        <w:t xml:space="preserve">6.2. Для сопоставления в учёте указывается: </w:t>
+      </w:r>
+      <w:r>
+        <w:t xml:space="preserve">ГОСТ Р 52044-2003</w:t>
       </w:r>
       <w:r>
         <w:t xml:space="preserve">.</w:t>

--- a/tests/corpus_v2/docs/sale_0012.docx
+++ b/tests/corpus_v2/docs/sale_0012.docx
@@ -1281,21 +1281,87 @@
     </w:p>
     <w:p>
       <w:r>
-        <w:t xml:space="preserve">6.1. Полномочия представителя подтверждены доверенностью, реестровый номер </w:t>
-      </w:r>
-      <w:r>
-        <w:t xml:space="preserve">77/714-н/77-2024-1-502</w:t>
-      </w:r>
-      <w:r>
-        <w:t xml:space="preserve">.</w:t>
-      </w:r>
-    </w:p>
-    <w:p>
-      <w:r>
-        <w:t xml:space="preserve">6.2. Для сопоставления в учёте указывается: </w:t>
-      </w:r>
-      <w:r>
-        <w:t xml:space="preserve">ГОСТ Р 52044-2003</w:t>
+        <w:t xml:space="preserve">6.1. Работы выполняются на основании ранее заключённого Договора № </w:t>
+      </w:r>
+      <w:r>
+        <w:t xml:space="preserve">118/2024-А</w:t>
+      </w:r>
+      <w:r>
+        <w:t xml:space="preserve"> между теми же сторонами.</w:t>
+      </w:r>
+    </w:p>
+    <w:p>
+      <w:r>
+        <w:t xml:space="preserve">6.2. Первичные документы: </w:t>
+      </w:r>
+      <w:r>
+        <w:t xml:space="preserve">счёт-фактура выставлена без ссылки на номер</w:t>
+      </w:r>
+      <w:r>
+        <w:t xml:space="preserve">.</w:t>
+      </w:r>
+    </w:p>
+    <w:p>
+      <w:r>
+        <w:t xml:space="preserve">6.3. Запись о лицензии внесена в реестр за регистрационным номером </w:t>
+      </w:r>
+      <w:r>
+        <w:t xml:space="preserve">509118266</w:t>
+      </w:r>
+      <w:r>
+        <w:t xml:space="preserve">.</w:t>
+      </w:r>
+    </w:p>
+    <w:p>
+      <w:r>
+        <w:t xml:space="preserve">6.4. Внутренний учёт ведётся отдельно: </w:t>
+      </w:r>
+      <w:r>
+        <w:t xml:space="preserve">номер заявки 987654321</w:t>
+      </w:r>
+      <w:r>
+        <w:t xml:space="preserve">.</w:t>
+      </w:r>
+    </w:p>
+    <w:p>
+      <w:r>
+        <w:t xml:space="preserve">6.5. Полномочия представителя подтверждены доверенностью, реестровый номер </w:t>
+      </w:r>
+      <w:r>
+        <w:t xml:space="preserve">23/5-н/23-2025-2-1104</w:t>
+      </w:r>
+      <w:r>
+        <w:t xml:space="preserve">.</w:t>
+      </w:r>
+    </w:p>
+    <w:p>
+      <w:r>
+        <w:t xml:space="preserve">6.6. Для сопоставления в учёте указывается: </w:t>
+      </w:r>
+      <w:r>
+        <w:t xml:space="preserve">срок действия 12/2024-06/2025</w:t>
+      </w:r>
+      <w:r>
+        <w:t xml:space="preserve">.</w:t>
+      </w:r>
+    </w:p>
+    <w:p>
+      <w:r>
+        <w:t xml:space="preserve">6.7. Решение принято большинством в </w:t>
+      </w:r>
+      <w:r>
+        <w:t xml:space="preserve">51 % акций</w:t>
+      </w:r>
+      <w:r>
+        <w:t xml:space="preserve"> от общего числа голосов членов совета директоров.</w:t>
+      </w:r>
+    </w:p>
+    <w:p>
+      <w:r>
+        <w:t xml:space="preserve">6.8. Кворум определяется уставом: </w:t>
+      </w:r>
+      <w:r>
+        <w:t xml:space="preserve">большинством голосов присутствующих участников</w:t>
       </w:r>
       <w:r>
         <w:t xml:space="preserve">.</w:t>

--- a/tests/corpus_v2/docs/sale_0012.docx
+++ b/tests/corpus_v2/docs/sale_0012.docx
@@ -1281,10 +1281,32 @@
     </w:p>
     <w:p>
       <w:r>
-        <w:t xml:space="preserve">6.1. Работы выполняются на основании ранее заключённого Договора № </w:t>
-      </w:r>
-      <w:r>
-        <w:t xml:space="preserve">118/2024-А</w:t>
+        <w:t xml:space="preserve">6.1. Стороны ранее заключили </w:t>
+      </w:r>
+      <w:r>
+        <w:t xml:space="preserve">договор подряда</w:t>
+      </w:r>
+      <w:r>
+        <w:t xml:space="preserve"> на сопоставимых условиях.</w:t>
+      </w:r>
+    </w:p>
+    <w:p>
+      <w:r>
+        <w:t xml:space="preserve">6.2. Прочие условия: </w:t>
+      </w:r>
+      <w:r>
+        <w:t xml:space="preserve">реквизиты первичных документов приведены в приложении</w:t>
+      </w:r>
+      <w:r>
+        <w:t xml:space="preserve">.</w:t>
+      </w:r>
+    </w:p>
+    <w:p>
+      <w:r>
+        <w:t xml:space="preserve">6.3. Работы выполняются на основании ранее заключённого Договора № </w:t>
+      </w:r>
+      <w:r>
+        <w:t xml:space="preserve">2/17</w:t>
       </w:r>
       <w:r>
         <w:t xml:space="preserve"> между теми же сторонами.</w:t>
@@ -1292,29 +1314,73 @@
     </w:p>
     <w:p>
       <w:r>
-        <w:t xml:space="preserve">6.2. Первичные документы: </w:t>
-      </w:r>
-      <w:r>
-        <w:t xml:space="preserve">счёт-фактура выставлена без ссылки на номер</w:t>
-      </w:r>
-      <w:r>
-        <w:t xml:space="preserve">.</w:t>
-      </w:r>
-    </w:p>
-    <w:p>
-      <w:r>
-        <w:t xml:space="preserve">6.3. Запись о лицензии внесена в реестр за регистрационным номером </w:t>
-      </w:r>
-      <w:r>
-        <w:t xml:space="preserve">509118266</w:t>
-      </w:r>
-      <w:r>
-        <w:t xml:space="preserve">.</w:t>
-      </w:r>
-    </w:p>
-    <w:p>
-      <w:r>
-        <w:t xml:space="preserve">6.4. Внутренний учёт ведётся отдельно: </w:t>
+        <w:t xml:space="preserve">6.4. Первичные документы: </w:t>
+      </w:r>
+      <w:r>
+        <w:t xml:space="preserve">лицензия Л035-01298-77/00123456 Рособрнадзора</w:t>
+      </w:r>
+      <w:r>
+        <w:t xml:space="preserve">.</w:t>
+      </w:r>
+    </w:p>
+    <w:p>
+      <w:r>
+        <w:t xml:space="preserve">6.5. Паспорт гражданина Российской Федерации выдан </w:t>
+      </w:r>
+      <w:r>
+        <w:t xml:space="preserve">Отделением по вопросам миграции ОМВД России по Кировскому району</w:t>
+      </w:r>
+      <w:r>
+        <w:t xml:space="preserve">, паспорт предъявлен при подписании.</w:t>
+      </w:r>
+    </w:p>
+    <w:p>
+      <w:r>
+        <w:t xml:space="preserve">6.6. Сопутствующие сведения: </w:t>
+      </w:r>
+      <w:r>
+        <w:t xml:space="preserve">паспорт выдан, реквизиты приведены в приложении</w:t>
+      </w:r>
+      <w:r>
+        <w:t xml:space="preserve">.</w:t>
+      </w:r>
+    </w:p>
+    <w:p>
+      <w:r>
+        <w:t xml:space="preserve">6.7. Запись о государственной регистрации внесена регистрирующим органом: </w:t>
+      </w:r>
+      <w:r>
+        <w:t xml:space="preserve">УФНС России по Республике Татарстан</w:t>
+      </w:r>
+      <w:r>
+        <w:t xml:space="preserve">.</w:t>
+      </w:r>
+    </w:p>
+    <w:p>
+      <w:r>
+        <w:t xml:space="preserve">6.8. Общие сведения о регистрации: </w:t>
+      </w:r>
+      <w:r>
+        <w:t xml:space="preserve">сведения о юридическом лице содержатся в ЕГРЮЛ</w:t>
+      </w:r>
+      <w:r>
+        <w:t xml:space="preserve">.</w:t>
+      </w:r>
+    </w:p>
+    <w:p>
+      <w:r>
+        <w:t xml:space="preserve">6.9. Запись о лицензии внесена в реестр за регистрационным номером </w:t>
+      </w:r>
+      <w:r>
+        <w:t xml:space="preserve">895217304</w:t>
+      </w:r>
+      <w:r>
+        <w:t xml:space="preserve">.</w:t>
+      </w:r>
+    </w:p>
+    <w:p>
+      <w:r>
+        <w:t xml:space="preserve">6.10. Внутренний учёт ведётся отдельно: </w:t>
       </w:r>
       <w:r>
         <w:t xml:space="preserve">номер заявки 987654321</w:t>
@@ -1325,32 +1391,32 @@
     </w:p>
     <w:p>
       <w:r>
-        <w:t xml:space="preserve">6.5. Полномочия представителя подтверждены доверенностью, реестровый номер </w:t>
-      </w:r>
-      <w:r>
-        <w:t xml:space="preserve">23/5-н/23-2025-2-1104</w:t>
-      </w:r>
-      <w:r>
-        <w:t xml:space="preserve">.</w:t>
-      </w:r>
-    </w:p>
-    <w:p>
-      <w:r>
-        <w:t xml:space="preserve">6.6. Для сопоставления в учёте указывается: </w:t>
-      </w:r>
-      <w:r>
-        <w:t xml:space="preserve">срок действия 12/2024-06/2025</w:t>
-      </w:r>
-      <w:r>
-        <w:t xml:space="preserve">.</w:t>
-      </w:r>
-    </w:p>
-    <w:p>
-      <w:r>
-        <w:t xml:space="preserve">6.7. Решение принято большинством в </w:t>
-      </w:r>
-      <w:r>
-        <w:t xml:space="preserve">51 % акций</w:t>
+        <w:t xml:space="preserve">6.11. Полномочия представителя подтверждены доверенностью, реестровый номер </w:t>
+      </w:r>
+      <w:r>
+        <w:t xml:space="preserve">77/714-н/77-2024-1-502</w:t>
+      </w:r>
+      <w:r>
+        <w:t xml:space="preserve">.</w:t>
+      </w:r>
+    </w:p>
+    <w:p>
+      <w:r>
+        <w:t xml:space="preserve">6.12. Для сопоставления в учёте указывается: </w:t>
+      </w:r>
+      <w:r>
+        <w:t xml:space="preserve">пп. 4/5-1 и 7/2-3 Правил страхования</w:t>
+      </w:r>
+      <w:r>
+        <w:t xml:space="preserve">.</w:t>
+      </w:r>
+    </w:p>
+    <w:p>
+      <w:r>
+        <w:t xml:space="preserve">6.13. Решение принято большинством в </w:t>
+      </w:r>
+      <w:r>
+        <w:t xml:space="preserve">40 % уставного капитала</w:t>
       </w:r>
       <w:r>
         <w:t xml:space="preserve"> от общего числа голосов членов совета директоров.</w:t>
@@ -1358,7 +1424,7 @@
     </w:p>
     <w:p>
       <w:r>
-        <w:t xml:space="preserve">6.8. Кворум определяется уставом: </w:t>
+        <w:t xml:space="preserve">6.14. Кворум определяется уставом: </w:t>
       </w:r>
       <w:r>
         <w:t xml:space="preserve">большинством голосов присутствующих участников</w:t>

--- a/tests/corpus_v2/docs/sale_0012.docx
+++ b/tests/corpus_v2/docs/sale_0012.docx
@@ -36,7 +36,7 @@
         <w:t xml:space="preserve">     </w:t>
       </w:r>
       <w:r>
-        <w:t xml:space="preserve">03.09.2023 г.</w:t>
+        <w:t xml:space="preserve">третьего сентября 2023 года</w:t>
       </w:r>
     </w:p>
     <w:p/>
